--- a/docs/competition_ai_x/word/04_技术可行性与指标评测.docx
+++ b/docs/competition_ai_x/word/04_技术可行性与指标评测.docx
@@ -7,37 +7,83 @@
         <w:pStyle w:val="Heading1"/>
       </w:pPr>
       <w:r>
-        <w:rPr>
-          <w:rFonts w:ascii="Microsoft YaHei" w:hAnsi="Microsoft YaHei" w:eastAsia="Microsoft YaHei"/>
-          <w:sz w:val="32"/>
-        </w:rPr>
         <w:t>技术可行性与指标评测</w:t>
+      </w:r>
+    </w:p>
+    <w:p/>
+    <w:p>
+      <w:pPr>
+        <w:jc w:val="center"/>
+      </w:pPr>
+      <w:r>
+        <w:drawing>
+          <wp:inline xmlns:a="http://schemas.openxmlformats.org/drawingml/2006/main" xmlns:pic="http://schemas.openxmlformats.org/drawingml/2006/picture">
+            <wp:extent cx="5943600" cy="3467100"/>
+            <wp:docPr id="1" name="Picture 1"/>
+            <wp:cNvGraphicFramePr>
+              <a:graphicFrameLocks noChangeAspect="1"/>
+            </wp:cNvGraphicFramePr>
+            <a:graphic>
+              <a:graphicData uri="http://schemas.openxmlformats.org/drawingml/2006/picture">
+                <pic:pic>
+                  <pic:nvPicPr>
+                    <pic:cNvPr id="0" name="metrics_dashboard.png"/>
+                    <pic:cNvPicPr/>
+                  </pic:nvPicPr>
+                  <pic:blipFill>
+                    <a:blip r:embed="rId9"/>
+                    <a:stretch>
+                      <a:fillRect/>
+                    </a:stretch>
+                  </pic:blipFill>
+                  <pic:spPr>
+                    <a:xfrm>
+                      <a:off x="0" y="0"/>
+                      <a:ext cx="5943600" cy="3467100"/>
+                    </a:xfrm>
+                    <a:prstGeom prst="rect"/>
+                  </pic:spPr>
+                </pic:pic>
+              </a:graphicData>
+            </a:graphic>
+          </wp:inline>
+        </w:drawing>
       </w:r>
     </w:p>
     <w:p>
       <w:pPr>
-        <w:spacing w:line="300" w:lineRule="auto" w:after="120"/>
+        <w:jc w:val="center"/>
       </w:pPr>
       <w:r>
         <w:rPr>
           <w:rFonts w:ascii="Microsoft YaHei" w:hAnsi="Microsoft YaHei" w:eastAsia="Microsoft YaHei"/>
-          <w:sz w:val="22"/>
+          <w:i/>
+          <w:color w:val="576862"/>
+          <w:sz w:val="18"/>
         </w:rPr>
-        <w:t>用途：作为“其他辅助材料”中的技术说明，也可拆入项目文档。</w:t>
+        <w:t>指标看板</w:t>
       </w:r>
     </w:p>
+    <w:p/>
     <w:p>
       <w:pPr>
         <w:pStyle w:val="Heading2"/>
       </w:pPr>
       <w:r>
+        <w:t>1. 工程可行性结论</w:t>
+      </w:r>
+    </w:p>
+    <w:p/>
+    <w:p>
+      <w:r>
         <w:rPr>
           <w:rFonts w:ascii="Microsoft YaHei" w:hAnsi="Microsoft YaHei" w:eastAsia="Microsoft YaHei"/>
-          <w:sz w:val="28"/>
+          <w:sz w:val="21"/>
         </w:rPr>
-        <w:t>1. 当前工程可行性</w:t>
+        <w:t>LinkAble 当前采用 Flutter 移动端实现，竞赛版本以 DemoMode 为默认路径，保证在无真实 API key、无真实 WebRTC、无真实推送和弱网条件下仍能完成主流程演示。真实 AI、WebRTC、推送和位置能力被隔离在后续 RealMode 适配器中，不影响初赛展示。</w:t>
       </w:r>
     </w:p>
+    <w:p/>
     <w:tbl>
       <w:tblPr>
         <w:tblStyle w:val="TableGrid"/>
@@ -45,68 +91,59 @@
         <w:tblLook w:firstColumn="1" w:firstRow="1" w:lastColumn="0" w:lastRow="0" w:noHBand="0" w:noVBand="1" w:val="04A0"/>
       </w:tblPr>
       <w:tblGrid>
-        <w:gridCol w:w="3249"/>
-        <w:gridCol w:w="3249"/>
-        <w:gridCol w:w="3249"/>
+        <w:gridCol w:w="3362"/>
+        <w:gridCol w:w="3362"/>
+        <w:gridCol w:w="3362"/>
       </w:tblGrid>
       <w:tr>
         <w:tc>
           <w:tcPr>
-            <w:tcW w:type="dxa" w:w="3249"/>
+            <w:tcW w:type="dxa" w:w="3362"/>
+            <w:shd w:fill="EADFFF"/>
           </w:tcPr>
           <w:p>
-            <w:r>
-              <w:rPr>
-                <w:b/>
-              </w:rPr>
-            </w:r>
+            <w:r/>
             <w:r>
               <w:rPr>
                 <w:rFonts w:ascii="Microsoft YaHei" w:hAnsi="Microsoft YaHei" w:eastAsia="Microsoft YaHei"/>
                 <w:b/>
-                <w:sz w:val="21"/>
+                <w:sz w:val="20"/>
               </w:rPr>
-              <w:t>模块</w:t>
+              <w:t>能力</w:t>
             </w:r>
           </w:p>
         </w:tc>
         <w:tc>
           <w:tcPr>
-            <w:tcW w:type="dxa" w:w="3249"/>
+            <w:tcW w:type="dxa" w:w="3362"/>
+            <w:shd w:fill="EADFFF"/>
           </w:tcPr>
           <w:p>
-            <w:r>
-              <w:rPr>
-                <w:b/>
-              </w:rPr>
-            </w:r>
+            <w:r/>
             <w:r>
               <w:rPr>
                 <w:rFonts w:ascii="Microsoft YaHei" w:hAnsi="Microsoft YaHei" w:eastAsia="Microsoft YaHei"/>
                 <w:b/>
-                <w:sz w:val="21"/>
+                <w:sz w:val="20"/>
               </w:rPr>
-              <w:t>当前状态</w:t>
+              <w:t>当前实现</w:t>
             </w:r>
           </w:p>
         </w:tc>
         <w:tc>
           <w:tcPr>
-            <w:tcW w:type="dxa" w:w="3249"/>
+            <w:tcW w:type="dxa" w:w="3362"/>
+            <w:shd w:fill="EADFFF"/>
           </w:tcPr>
           <w:p>
-            <w:r>
-              <w:rPr>
-                <w:b/>
-              </w:rPr>
-            </w:r>
+            <w:r/>
             <w:r>
               <w:rPr>
                 <w:rFonts w:ascii="Microsoft YaHei" w:hAnsi="Microsoft YaHei" w:eastAsia="Microsoft YaHei"/>
                 <w:b/>
-                <w:sz w:val="21"/>
+                <w:sz w:val="20"/>
               </w:rPr>
-              <w:t>证据</w:t>
+              <w:t>可验证证据</w:t>
             </w:r>
           </w:p>
         </w:tc>
@@ -114,46 +151,49 @@
       <w:tr>
         <w:tc>
           <w:tcPr>
-            <w:tcW w:type="dxa" w:w="3249"/>
+            <w:tcW w:type="dxa" w:w="3362"/>
           </w:tcPr>
           <w:p>
             <w:r/>
             <w:r>
               <w:rPr>
                 <w:rFonts w:ascii="Microsoft YaHei" w:hAnsi="Microsoft YaHei" w:eastAsia="Microsoft YaHei"/>
-                <w:sz w:val="21"/>
+                <w:b w:val="0"/>
+                <w:sz w:val="19"/>
               </w:rPr>
-              <w:t>Flutter 移动端</w:t>
+              <w:t>Android 原型</w:t>
             </w:r>
           </w:p>
         </w:tc>
         <w:tc>
           <w:tcPr>
-            <w:tcW w:type="dxa" w:w="3249"/>
+            <w:tcW w:type="dxa" w:w="3362"/>
           </w:tcPr>
           <w:p>
             <w:r/>
             <w:r>
               <w:rPr>
                 <w:rFonts w:ascii="Microsoft YaHei" w:hAnsi="Microsoft YaHei" w:eastAsia="Microsoft YaHei"/>
-                <w:sz w:val="21"/>
+                <w:b w:val="0"/>
+                <w:sz w:val="19"/>
               </w:rPr>
-              <w:t>已实现 Android APK</w:t>
+              <w:t>Flutter App + release APK</w:t>
             </w:r>
           </w:p>
         </w:tc>
         <w:tc>
           <w:tcPr>
-            <w:tcW w:type="dxa" w:w="3249"/>
+            <w:tcW w:type="dxa" w:w="3362"/>
           </w:tcPr>
           <w:p>
             <w:r/>
             <w:r>
               <w:rPr>
                 <w:rFonts w:ascii="Microsoft YaHei" w:hAnsi="Microsoft YaHei" w:eastAsia="Microsoft YaHei"/>
-                <w:sz w:val="21"/>
+                <w:b w:val="0"/>
+                <w:sz w:val="19"/>
               </w:rPr>
-              <w:t>linklab/build/app/outputs/flutter-apk/app-release.apk</w:t>
+              <w:t>`linklab/build/app/outputs/flutter-apk/app-release.apk`</w:t>
             </w:r>
           </w:p>
         </w:tc>
@@ -161,46 +201,52 @@
       <w:tr>
         <w:tc>
           <w:tcPr>
-            <w:tcW w:type="dxa" w:w="3249"/>
+            <w:tcW w:type="dxa" w:w="3362"/>
+            <w:shd w:fill="F8FFF2"/>
           </w:tcPr>
           <w:p>
             <w:r/>
             <w:r>
               <w:rPr>
                 <w:rFonts w:ascii="Microsoft YaHei" w:hAnsi="Microsoft YaHei" w:eastAsia="Microsoft YaHei"/>
-                <w:sz w:val="21"/>
+                <w:b w:val="0"/>
+                <w:sz w:val="19"/>
               </w:rPr>
-              <w:t>AI 助手</w:t>
+              <w:t>AI 第一响应</w:t>
             </w:r>
           </w:p>
         </w:tc>
         <w:tc>
           <w:tcPr>
-            <w:tcW w:type="dxa" w:w="3249"/>
+            <w:tcW w:type="dxa" w:w="3362"/>
+            <w:shd w:fill="F8FFF2"/>
           </w:tcPr>
           <w:p>
             <w:r/>
             <w:r>
               <w:rPr>
                 <w:rFonts w:ascii="Microsoft YaHei" w:hAnsi="Microsoft YaHei" w:eastAsia="Microsoft YaHei"/>
-                <w:sz w:val="21"/>
+                <w:b w:val="0"/>
+                <w:sz w:val="19"/>
               </w:rPr>
-              <w:t>已实现本地 Demo 与统一 facade</w:t>
+              <w:t>本地 Demo response + facade 抽象</w:t>
             </w:r>
           </w:p>
         </w:tc>
         <w:tc>
           <w:tcPr>
-            <w:tcW w:type="dxa" w:w="3249"/>
+            <w:tcW w:type="dxa" w:w="3362"/>
+            <w:shd w:fill="F8FFF2"/>
           </w:tcPr>
           <w:p>
             <w:r/>
             <w:r>
               <w:rPr>
                 <w:rFonts w:ascii="Microsoft YaHei" w:hAnsi="Microsoft YaHei" w:eastAsia="Microsoft YaHei"/>
-                <w:sz w:val="21"/>
+                <w:b w:val="0"/>
+                <w:sz w:val="19"/>
               </w:rPr>
-              <w:t>AgentServiceFacade、DemoAIChatScreen</w:t>
+              <w:t>AI 助手页、药品问答、场景描述、紧急词检测</w:t>
             </w:r>
           </w:p>
         </w:tc>
@@ -208,14 +254,15 @@
       <w:tr>
         <w:tc>
           <w:tcPr>
-            <w:tcW w:type="dxa" w:w="3249"/>
+            <w:tcW w:type="dxa" w:w="3362"/>
           </w:tcPr>
           <w:p>
             <w:r/>
             <w:r>
               <w:rPr>
                 <w:rFonts w:ascii="Microsoft YaHei" w:hAnsi="Microsoft YaHei" w:eastAsia="Microsoft YaHei"/>
-                <w:sz w:val="21"/>
+                <w:b w:val="0"/>
+                <w:sz w:val="19"/>
               </w:rPr>
               <w:t>志愿者匹配</w:t>
             </w:r>
@@ -223,31 +270,33 @@
         </w:tc>
         <w:tc>
           <w:tcPr>
-            <w:tcW w:type="dxa" w:w="3249"/>
+            <w:tcW w:type="dxa" w:w="3362"/>
           </w:tcPr>
           <w:p>
             <w:r/>
             <w:r>
               <w:rPr>
                 <w:rFonts w:ascii="Microsoft YaHei" w:hAnsi="Microsoft YaHei" w:eastAsia="Microsoft YaHei"/>
-                <w:sz w:val="21"/>
+                <w:b w:val="0"/>
+                <w:sz w:val="19"/>
               </w:rPr>
-              <w:t>已实现 Demo 匹配与页面状态</w:t>
+              <w:t>Demo 候选池 + 排序逻辑</w:t>
             </w:r>
           </w:p>
         </w:tc>
         <w:tc>
           <w:tcPr>
-            <w:tcW w:type="dxa" w:w="3249"/>
+            <w:tcW w:type="dxa" w:w="3362"/>
           </w:tcPr>
           <w:p>
             <w:r/>
             <w:r>
               <w:rPr>
                 <w:rFonts w:ascii="Microsoft YaHei" w:hAnsi="Microsoft YaHei" w:eastAsia="Microsoft YaHei"/>
-                <w:sz w:val="21"/>
+                <w:b w:val="0"/>
+                <w:sz w:val="19"/>
               </w:rPr>
-              <w:t>VolunteerMatchingFacade、DemoMatchingScreen</w:t>
+              <w:t>匹配页可进入语音协助</w:t>
             </w:r>
           </w:p>
         </w:tc>
@@ -255,14 +304,16 @@
       <w:tr>
         <w:tc>
           <w:tcPr>
-            <w:tcW w:type="dxa" w:w="3249"/>
+            <w:tcW w:type="dxa" w:w="3362"/>
+            <w:shd w:fill="F8FFF2"/>
           </w:tcPr>
           <w:p>
             <w:r/>
             <w:r>
               <w:rPr>
                 <w:rFonts w:ascii="Microsoft YaHei" w:hAnsi="Microsoft YaHei" w:eastAsia="Microsoft YaHei"/>
-                <w:sz w:val="21"/>
+                <w:b w:val="0"/>
+                <w:sz w:val="19"/>
               </w:rPr>
               <w:t>语音协助</w:t>
             </w:r>
@@ -270,31 +321,35 @@
         </w:tc>
         <w:tc>
           <w:tcPr>
-            <w:tcW w:type="dxa" w:w="3249"/>
+            <w:tcW w:type="dxa" w:w="3362"/>
+            <w:shd w:fill="F8FFF2"/>
           </w:tcPr>
           <w:p>
             <w:r/>
             <w:r>
               <w:rPr>
                 <w:rFonts w:ascii="Microsoft YaHei" w:hAnsi="Microsoft YaHei" w:eastAsia="Microsoft YaHei"/>
-                <w:sz w:val="21"/>
+                <w:b w:val="0"/>
+                <w:sz w:val="19"/>
               </w:rPr>
-              <w:t>已实现 Demo Call 状态闭环</w:t>
+              <w:t>Demo Call 状态机</w:t>
             </w:r>
           </w:p>
         </w:tc>
         <w:tc>
           <w:tcPr>
-            <w:tcW w:type="dxa" w:w="3249"/>
+            <w:tcW w:type="dxa" w:w="3362"/>
+            <w:shd w:fill="F8FFF2"/>
           </w:tcPr>
           <w:p>
             <w:r/>
             <w:r>
               <w:rPr>
                 <w:rFonts w:ascii="Microsoft YaHei" w:hAnsi="Microsoft YaHei" w:eastAsia="Microsoft YaHei"/>
-                <w:sz w:val="21"/>
+                <w:b w:val="0"/>
+                <w:sz w:val="19"/>
               </w:rPr>
-              <w:t>DemoCallScreen、DemoCallFlowProvider</w:t>
+              <w:t>已接通、通话中、结束态</w:t>
             </w:r>
           </w:p>
         </w:tc>
@@ -302,14 +357,15 @@
       <w:tr>
         <w:tc>
           <w:tcPr>
-            <w:tcW w:type="dxa" w:w="3249"/>
+            <w:tcW w:type="dxa" w:w="3362"/>
           </w:tcPr>
           <w:p>
             <w:r/>
             <w:r>
               <w:rPr>
                 <w:rFonts w:ascii="Microsoft YaHei" w:hAnsi="Microsoft YaHei" w:eastAsia="Microsoft YaHei"/>
-                <w:sz w:val="21"/>
+                <w:b w:val="0"/>
+                <w:sz w:val="19"/>
               </w:rPr>
               <w:t>SOS</w:t>
             </w:r>
@@ -317,31 +373,33 @@
         </w:tc>
         <w:tc>
           <w:tcPr>
-            <w:tcW w:type="dxa" w:w="3249"/>
+            <w:tcW w:type="dxa" w:w="3362"/>
           </w:tcPr>
           <w:p>
             <w:r/>
             <w:r>
               <w:rPr>
                 <w:rFonts w:ascii="Microsoft YaHei" w:hAnsi="Microsoft YaHei" w:eastAsia="Microsoft YaHei"/>
-                <w:sz w:val="21"/>
+                <w:b w:val="0"/>
+                <w:sz w:val="19"/>
               </w:rPr>
-              <w:t>已实现 Mock 流程</w:t>
+              <w:t>Mock 撤销、广播、联系人通知</w:t>
             </w:r>
           </w:p>
         </w:tc>
         <w:tc>
           <w:tcPr>
-            <w:tcW w:type="dxa" w:w="3249"/>
+            <w:tcW w:type="dxa" w:w="3362"/>
           </w:tcPr>
           <w:p>
             <w:r/>
             <w:r>
               <w:rPr>
                 <w:rFonts w:ascii="Microsoft YaHei" w:hAnsi="Microsoft YaHei" w:eastAsia="Microsoft YaHei"/>
-                <w:sz w:val="21"/>
+                <w:b w:val="0"/>
+                <w:sz w:val="19"/>
               </w:rPr>
-              <w:t>DemoSosScreen</w:t>
+              <w:t>SOS 页面可展示完整状态</w:t>
             </w:r>
           </w:p>
         </w:tc>
@@ -349,14 +407,16 @@
       <w:tr>
         <w:tc>
           <w:tcPr>
-            <w:tcW w:type="dxa" w:w="3249"/>
+            <w:tcW w:type="dxa" w:w="3362"/>
+            <w:shd w:fill="F8FFF2"/>
           </w:tcPr>
           <w:p>
             <w:r/>
             <w:r>
               <w:rPr>
                 <w:rFonts w:ascii="Microsoft YaHei" w:hAnsi="Microsoft YaHei" w:eastAsia="Microsoft YaHei"/>
-                <w:sz w:val="21"/>
+                <w:b w:val="0"/>
+                <w:sz w:val="19"/>
               </w:rPr>
               <w:t>无障碍</w:t>
             </w:r>
@@ -364,31 +424,35 @@
         </w:tc>
         <w:tc>
           <w:tcPr>
-            <w:tcW w:type="dxa" w:w="3249"/>
+            <w:tcW w:type="dxa" w:w="3362"/>
+            <w:shd w:fill="F8FFF2"/>
           </w:tcPr>
           <w:p>
             <w:r/>
             <w:r>
               <w:rPr>
                 <w:rFonts w:ascii="Microsoft YaHei" w:hAnsi="Microsoft YaHei" w:eastAsia="Microsoft YaHei"/>
-                <w:sz w:val="21"/>
+                <w:b w:val="0"/>
+                <w:sz w:val="19"/>
               </w:rPr>
-              <w:t>已实现主要语义组件和 200% 字体测试</w:t>
+              <w:t>大字号、读屏语义、明确按钮</w:t>
             </w:r>
           </w:p>
         </w:tc>
         <w:tc>
           <w:tcPr>
-            <w:tcW w:type="dxa" w:w="3249"/>
+            <w:tcW w:type="dxa" w:w="3362"/>
+            <w:shd w:fill="F8FFF2"/>
           </w:tcPr>
           <w:p>
             <w:r/>
             <w:r>
               <w:rPr>
                 <w:rFonts w:ascii="Microsoft YaHei" w:hAnsi="Microsoft YaHei" w:eastAsia="Microsoft YaHei"/>
-                <w:sz w:val="21"/>
+                <w:b w:val="0"/>
+                <w:sz w:val="19"/>
               </w:rPr>
-              <w:t>widgets/accessible/、widget tests</w:t>
+              <w:t>首页、AI、匹配、通话、SOS 主流程</w:t>
             </w:r>
           </w:p>
         </w:tc>
@@ -396,76 +460,75 @@
       <w:tr>
         <w:tc>
           <w:tcPr>
-            <w:tcW w:type="dxa" w:w="3249"/>
+            <w:tcW w:type="dxa" w:w="3362"/>
           </w:tcPr>
           <w:p>
             <w:r/>
             <w:r>
               <w:rPr>
                 <w:rFonts w:ascii="Microsoft YaHei" w:hAnsi="Microsoft YaHei" w:eastAsia="Microsoft YaHei"/>
-                <w:sz w:val="21"/>
+                <w:b w:val="0"/>
+                <w:sz w:val="19"/>
               </w:rPr>
-              <w:t>测试</w:t>
+              <w:t>降级能力</w:t>
             </w:r>
           </w:p>
         </w:tc>
         <w:tc>
           <w:tcPr>
-            <w:tcW w:type="dxa" w:w="3249"/>
+            <w:tcW w:type="dxa" w:w="3362"/>
           </w:tcPr>
           <w:p>
             <w:r/>
             <w:r>
               <w:rPr>
                 <w:rFonts w:ascii="Microsoft YaHei" w:hAnsi="Microsoft YaHei" w:eastAsia="Microsoft YaHei"/>
-                <w:sz w:val="21"/>
+                <w:b w:val="0"/>
+                <w:sz w:val="19"/>
               </w:rPr>
-              <w:t>flutter analyze、flutter test 通过</w:t>
+              <w:t>DemoMode 默认可用</w:t>
             </w:r>
           </w:p>
         </w:tc>
         <w:tc>
           <w:tcPr>
-            <w:tcW w:type="dxa" w:w="3249"/>
+            <w:tcW w:type="dxa" w:w="3362"/>
           </w:tcPr>
           <w:p>
             <w:r/>
             <w:r>
               <w:rPr>
                 <w:rFonts w:ascii="Microsoft YaHei" w:hAnsi="Microsoft YaHei" w:eastAsia="Microsoft YaHei"/>
-                <w:sz w:val="21"/>
+                <w:b w:val="0"/>
+                <w:sz w:val="19"/>
               </w:rPr>
-              <w:t>提交前可截图或导出日志</w:t>
+              <w:t>外部服务缺失不阻塞演示</w:t>
             </w:r>
           </w:p>
         </w:tc>
       </w:tr>
     </w:tbl>
     <w:p/>
+    <w:p/>
     <w:p>
       <w:pPr>
         <w:pStyle w:val="Heading2"/>
       </w:pPr>
       <w:r>
-        <w:rPr>
-          <w:rFonts w:ascii="Microsoft YaHei" w:hAnsi="Microsoft YaHei" w:eastAsia="Microsoft YaHei"/>
-          <w:sz w:val="28"/>
-        </w:rPr>
-        <w:t>2. Inference 指标设计</w:t>
+        <w:t>2. AI inference 评测对象</w:t>
       </w:r>
     </w:p>
+    <w:p/>
     <w:p>
-      <w:pPr>
-        <w:pStyle w:val="Heading3"/>
-      </w:pPr>
       <w:r>
         <w:rPr>
           <w:rFonts w:ascii="Microsoft YaHei" w:hAnsi="Microsoft YaHei" w:eastAsia="Microsoft YaHei"/>
-          <w:sz w:val="24"/>
+          <w:sz w:val="21"/>
         </w:rPr>
-        <w:t>2.1 意图识别</w:t>
+        <w:t>本项目的 inference 不只评估“回答是否正确”，还评估 AI 是否能做出安全的服务决策。</w:t>
       </w:r>
     </w:p>
+    <w:p/>
     <w:tbl>
       <w:tblPr>
         <w:tblStyle w:val="TableGrid"/>
@@ -473,68 +536,41 @@
         <w:tblLook w:firstColumn="1" w:firstRow="1" w:lastColumn="0" w:lastRow="0" w:noHBand="0" w:noVBand="1" w:val="04A0"/>
       </w:tblPr>
       <w:tblGrid>
-        <w:gridCol w:w="3249"/>
-        <w:gridCol w:w="3249"/>
-        <w:gridCol w:w="3249"/>
+        <w:gridCol w:w="5043"/>
+        <w:gridCol w:w="5043"/>
       </w:tblGrid>
       <w:tr>
         <w:tc>
           <w:tcPr>
-            <w:tcW w:type="dxa" w:w="3249"/>
+            <w:tcW w:type="dxa" w:w="5043"/>
+            <w:shd w:fill="EADFFF"/>
           </w:tcPr>
           <w:p>
-            <w:r>
-              <w:rPr>
-                <w:b/>
-              </w:rPr>
-            </w:r>
+            <w:r/>
             <w:r>
               <w:rPr>
                 <w:rFonts w:ascii="Microsoft YaHei" w:hAnsi="Microsoft YaHei" w:eastAsia="Microsoft YaHei"/>
                 <w:b/>
-                <w:sz w:val="21"/>
+                <w:sz w:val="20"/>
               </w:rPr>
-              <w:t>测试集</w:t>
+              <w:t>评测对象</w:t>
             </w:r>
           </w:p>
         </w:tc>
         <w:tc>
           <w:tcPr>
-            <w:tcW w:type="dxa" w:w="3249"/>
+            <w:tcW w:type="dxa" w:w="5043"/>
+            <w:shd w:fill="EADFFF"/>
           </w:tcPr>
           <w:p>
-            <w:r>
-              <w:rPr>
-                <w:b/>
-              </w:rPr>
-            </w:r>
+            <w:r/>
             <w:r>
               <w:rPr>
                 <w:rFonts w:ascii="Microsoft YaHei" w:hAnsi="Microsoft YaHei" w:eastAsia="Microsoft YaHei"/>
                 <w:b/>
-                <w:sz w:val="21"/>
+                <w:sz w:val="20"/>
               </w:rPr>
-              <w:t>样本量建议</w:t>
-            </w:r>
-          </w:p>
-        </w:tc>
-        <w:tc>
-          <w:tcPr>
-            <w:tcW w:type="dxa" w:w="3249"/>
-          </w:tcPr>
-          <w:p>
-            <w:r>
-              <w:rPr>
-                <w:b/>
-              </w:rPr>
-            </w:r>
-            <w:r>
-              <w:rPr>
-                <w:rFonts w:ascii="Microsoft YaHei" w:hAnsi="Microsoft YaHei" w:eastAsia="Microsoft YaHei"/>
-                <w:b/>
-                <w:sz w:val="21"/>
-              </w:rPr>
-              <w:t>目标</w:t>
+              <w:t>说明</w:t>
             </w:r>
           </w:p>
         </w:tc>
@@ -542,29 +578,336 @@
       <w:tr>
         <w:tc>
           <w:tcPr>
-            <w:tcW w:type="dxa" w:w="3249"/>
+            <w:tcW w:type="dxa" w:w="5043"/>
           </w:tcPr>
           <w:p>
             <w:r/>
             <w:r>
               <w:rPr>
                 <w:rFonts w:ascii="Microsoft YaHei" w:hAnsi="Microsoft YaHei" w:eastAsia="Microsoft YaHei"/>
-                <w:sz w:val="21"/>
+                <w:b w:val="0"/>
+                <w:sz w:val="19"/>
               </w:rPr>
-              <w:t>OCR/读文字</w:t>
+              <w:t>intent</w:t>
             </w:r>
           </w:p>
         </w:tc>
         <w:tc>
           <w:tcPr>
-            <w:tcW w:type="dxa" w:w="3249"/>
+            <w:tcW w:type="dxa" w:w="5043"/>
           </w:tcPr>
           <w:p>
             <w:r/>
             <w:r>
               <w:rPr>
                 <w:rFonts w:ascii="Microsoft YaHei" w:hAnsi="Microsoft YaHei" w:eastAsia="Microsoft YaHei"/>
-                <w:sz w:val="21"/>
+                <w:b w:val="0"/>
+                <w:sz w:val="19"/>
+              </w:rPr>
+              <w:t>用户意图是否被正确归入 9 类主意图</w:t>
+            </w:r>
+          </w:p>
+        </w:tc>
+      </w:tr>
+      <w:tr>
+        <w:tc>
+          <w:tcPr>
+            <w:tcW w:type="dxa" w:w="5043"/>
+            <w:shd w:fill="F8FFF2"/>
+          </w:tcPr>
+          <w:p>
+            <w:r/>
+            <w:r>
+              <w:rPr>
+                <w:rFonts w:ascii="Microsoft YaHei" w:hAnsi="Microsoft YaHei" w:eastAsia="Microsoft YaHei"/>
+                <w:b w:val="0"/>
+                <w:sz w:val="19"/>
+              </w:rPr>
+              <w:t>urgency</w:t>
+            </w:r>
+          </w:p>
+        </w:tc>
+        <w:tc>
+          <w:tcPr>
+            <w:tcW w:type="dxa" w:w="5043"/>
+            <w:shd w:fill="F8FFF2"/>
+          </w:tcPr>
+          <w:p>
+            <w:r/>
+            <w:r>
+              <w:rPr>
+                <w:rFonts w:ascii="Microsoft YaHei" w:hAnsi="Microsoft YaHei" w:eastAsia="Microsoft YaHei"/>
+                <w:b w:val="0"/>
+                <w:sz w:val="19"/>
+              </w:rPr>
+              <w:t>普通、较急、紧急是否判断合理</w:t>
+            </w:r>
+          </w:p>
+        </w:tc>
+      </w:tr>
+      <w:tr>
+        <w:tc>
+          <w:tcPr>
+            <w:tcW w:type="dxa" w:w="5043"/>
+          </w:tcPr>
+          <w:p>
+            <w:r/>
+            <w:r>
+              <w:rPr>
+                <w:rFonts w:ascii="Microsoft YaHei" w:hAnsi="Microsoft YaHei" w:eastAsia="Microsoft YaHei"/>
+                <w:b w:val="0"/>
+                <w:sz w:val="19"/>
+              </w:rPr>
+              <w:t>confidence</w:t>
+            </w:r>
+          </w:p>
+        </w:tc>
+        <w:tc>
+          <w:tcPr>
+            <w:tcW w:type="dxa" w:w="5043"/>
+          </w:tcPr>
+          <w:p>
+            <w:r/>
+            <w:r>
+              <w:rPr>
+                <w:rFonts w:ascii="Microsoft YaHei" w:hAnsi="Microsoft YaHei" w:eastAsia="Microsoft YaHei"/>
+                <w:b w:val="0"/>
+                <w:sz w:val="19"/>
+              </w:rPr>
+              <w:t>低置信是否触发追问或转人工</w:t>
+            </w:r>
+          </w:p>
+        </w:tc>
+      </w:tr>
+      <w:tr>
+        <w:tc>
+          <w:tcPr>
+            <w:tcW w:type="dxa" w:w="5043"/>
+            <w:shd w:fill="F8FFF2"/>
+          </w:tcPr>
+          <w:p>
+            <w:r/>
+            <w:r>
+              <w:rPr>
+                <w:rFonts w:ascii="Microsoft YaHei" w:hAnsi="Microsoft YaHei" w:eastAsia="Microsoft YaHei"/>
+                <w:b w:val="0"/>
+                <w:sz w:val="19"/>
+              </w:rPr>
+              <w:t>next_action</w:t>
+            </w:r>
+          </w:p>
+        </w:tc>
+        <w:tc>
+          <w:tcPr>
+            <w:tcW w:type="dxa" w:w="5043"/>
+            <w:shd w:fill="F8FFF2"/>
+          </w:tcPr>
+          <w:p>
+            <w:r/>
+            <w:r>
+              <w:rPr>
+                <w:rFonts w:ascii="Microsoft YaHei" w:hAnsi="Microsoft YaHei" w:eastAsia="Microsoft YaHei"/>
+                <w:b w:val="0"/>
+                <w:sz w:val="19"/>
+              </w:rPr>
+              <w:t>是否正确选择回答、追问、匹配志愿者或 SOS</w:t>
+            </w:r>
+          </w:p>
+        </w:tc>
+      </w:tr>
+      <w:tr>
+        <w:tc>
+          <w:tcPr>
+            <w:tcW w:type="dxa" w:w="5043"/>
+          </w:tcPr>
+          <w:p>
+            <w:r/>
+            <w:r>
+              <w:rPr>
+                <w:rFonts w:ascii="Microsoft YaHei" w:hAnsi="Microsoft YaHei" w:eastAsia="Microsoft YaHei"/>
+                <w:b w:val="0"/>
+                <w:sz w:val="19"/>
+              </w:rPr>
+              <w:t>safety_flags</w:t>
+            </w:r>
+          </w:p>
+        </w:tc>
+        <w:tc>
+          <w:tcPr>
+            <w:tcW w:type="dxa" w:w="5043"/>
+          </w:tcPr>
+          <w:p>
+            <w:r/>
+            <w:r>
+              <w:rPr>
+                <w:rFonts w:ascii="Microsoft YaHei" w:hAnsi="Microsoft YaHei" w:eastAsia="Microsoft YaHei"/>
+                <w:b w:val="0"/>
+                <w:sz w:val="19"/>
+              </w:rPr>
+              <w:t>药品、导航、紧急等高风险场景是否被识别</w:t>
+            </w:r>
+          </w:p>
+        </w:tc>
+      </w:tr>
+      <w:tr>
+        <w:tc>
+          <w:tcPr>
+            <w:tcW w:type="dxa" w:w="5043"/>
+            <w:shd w:fill="F8FFF2"/>
+          </w:tcPr>
+          <w:p>
+            <w:r/>
+            <w:r>
+              <w:rPr>
+                <w:rFonts w:ascii="Microsoft YaHei" w:hAnsi="Microsoft YaHei" w:eastAsia="Microsoft YaHei"/>
+                <w:b w:val="0"/>
+                <w:sz w:val="19"/>
+              </w:rPr>
+              <w:t>ui_copy</w:t>
+            </w:r>
+          </w:p>
+        </w:tc>
+        <w:tc>
+          <w:tcPr>
+            <w:tcW w:type="dxa" w:w="5043"/>
+            <w:shd w:fill="F8FFF2"/>
+          </w:tcPr>
+          <w:p>
+            <w:r/>
+            <w:r>
+              <w:rPr>
+                <w:rFonts w:ascii="Microsoft YaHei" w:hAnsi="Microsoft YaHei" w:eastAsia="Microsoft YaHei"/>
+                <w:b w:val="0"/>
+                <w:sz w:val="19"/>
+              </w:rPr>
+              <w:t>输出文案是否可朗读、短句、可执行</w:t>
+            </w:r>
+          </w:p>
+        </w:tc>
+      </w:tr>
+    </w:tbl>
+    <w:p/>
+    <w:p/>
+    <w:p>
+      <w:pPr>
+        <w:pStyle w:val="Heading2"/>
+      </w:pPr>
+      <w:r>
+        <w:t>3. 测试集设计</w:t>
+      </w:r>
+    </w:p>
+    <w:p/>
+    <w:p>
+      <w:r>
+        <w:rPr>
+          <w:rFonts w:ascii="Microsoft YaHei" w:hAnsi="Microsoft YaHei" w:eastAsia="Microsoft YaHei"/>
+          <w:sz w:val="21"/>
+        </w:rPr>
+        <w:t>建议使用 90 条基础样本和 40 条紧急/非紧急对照样本。</w:t>
+      </w:r>
+    </w:p>
+    <w:p/>
+    <w:p>
+      <w:pPr>
+        <w:pStyle w:val="Heading3"/>
+      </w:pPr>
+      <w:r>
+        <w:t>3.1 意图识别样本</w:t>
+      </w:r>
+    </w:p>
+    <w:p/>
+    <w:tbl>
+      <w:tblPr>
+        <w:tblStyle w:val="TableGrid"/>
+        <w:tblW w:type="auto" w:w="0"/>
+        <w:tblLook w:firstColumn="1" w:firstRow="1" w:lastColumn="0" w:lastRow="0" w:noHBand="0" w:noVBand="1" w:val="04A0"/>
+      </w:tblPr>
+      <w:tblGrid>
+        <w:gridCol w:w="3362"/>
+        <w:gridCol w:w="3362"/>
+        <w:gridCol w:w="3362"/>
+      </w:tblGrid>
+      <w:tr>
+        <w:tc>
+          <w:tcPr>
+            <w:tcW w:type="dxa" w:w="3362"/>
+            <w:shd w:fill="EADFFF"/>
+          </w:tcPr>
+          <w:p>
+            <w:r/>
+            <w:r>
+              <w:rPr>
+                <w:rFonts w:ascii="Microsoft YaHei" w:hAnsi="Microsoft YaHei" w:eastAsia="Microsoft YaHei"/>
+                <w:b/>
+                <w:sz w:val="20"/>
+              </w:rPr>
+              <w:t>意图</w:t>
+            </w:r>
+          </w:p>
+        </w:tc>
+        <w:tc>
+          <w:tcPr>
+            <w:tcW w:type="dxa" w:w="3362"/>
+            <w:shd w:fill="EADFFF"/>
+          </w:tcPr>
+          <w:p>
+            <w:r/>
+            <w:r>
+              <w:rPr>
+                <w:rFonts w:ascii="Microsoft YaHei" w:hAnsi="Microsoft YaHei" w:eastAsia="Microsoft YaHei"/>
+                <w:b/>
+                <w:sz w:val="20"/>
+              </w:rPr>
+              <w:t>样本量</w:t>
+            </w:r>
+          </w:p>
+        </w:tc>
+        <w:tc>
+          <w:tcPr>
+            <w:tcW w:type="dxa" w:w="3362"/>
+            <w:shd w:fill="EADFFF"/>
+          </w:tcPr>
+          <w:p>
+            <w:r/>
+            <w:r>
+              <w:rPr>
+                <w:rFonts w:ascii="Microsoft YaHei" w:hAnsi="Microsoft YaHei" w:eastAsia="Microsoft YaHei"/>
+                <w:b/>
+                <w:sz w:val="20"/>
+              </w:rPr>
+              <w:t>示例</w:t>
+            </w:r>
+          </w:p>
+        </w:tc>
+      </w:tr>
+      <w:tr>
+        <w:tc>
+          <w:tcPr>
+            <w:tcW w:type="dxa" w:w="3362"/>
+          </w:tcPr>
+          <w:p>
+            <w:r/>
+            <w:r>
+              <w:rPr>
+                <w:rFonts w:ascii="Microsoft YaHei" w:hAnsi="Microsoft YaHei" w:eastAsia="Microsoft YaHei"/>
+                <w:b w:val="0"/>
+                <w:sz w:val="19"/>
+              </w:rPr>
+              <w:t>`ocr_text`</w:t>
+            </w:r>
+          </w:p>
+        </w:tc>
+        <w:tc>
+          <w:tcPr>
+            <w:tcW w:type="dxa" w:w="3362"/>
+          </w:tcPr>
+          <w:p>
+            <w:r/>
+            <w:r>
+              <w:rPr>
+                <w:rFonts w:ascii="Microsoft YaHei" w:hAnsi="Microsoft YaHei" w:eastAsia="Microsoft YaHei"/>
+                <w:b w:val="0"/>
+                <w:sz w:val="19"/>
               </w:rPr>
               <w:t>10</w:t>
             </w:r>
@@ -572,16 +915,17 @@
         </w:tc>
         <w:tc>
           <w:tcPr>
-            <w:tcW w:type="dxa" w:w="3249"/>
+            <w:tcW w:type="dxa" w:w="3362"/>
           </w:tcPr>
           <w:p>
             <w:r/>
             <w:r>
               <w:rPr>
                 <w:rFonts w:ascii="Microsoft YaHei" w:hAnsi="Microsoft YaHei" w:eastAsia="Microsoft YaHei"/>
-                <w:sz w:val="21"/>
+                <w:b w:val="0"/>
+                <w:sz w:val="19"/>
               </w:rPr>
-              <w:t>识别为 ocr_text</w:t>
+              <w:t>帮我读这张通知单</w:t>
             </w:r>
           </w:p>
         </w:tc>
@@ -589,29 +933,33 @@
       <w:tr>
         <w:tc>
           <w:tcPr>
-            <w:tcW w:type="dxa" w:w="3249"/>
+            <w:tcW w:type="dxa" w:w="3362"/>
+            <w:shd w:fill="F8FFF2"/>
           </w:tcPr>
           <w:p>
             <w:r/>
             <w:r>
               <w:rPr>
                 <w:rFonts w:ascii="Microsoft YaHei" w:hAnsi="Microsoft YaHei" w:eastAsia="Microsoft YaHei"/>
-                <w:sz w:val="21"/>
+                <w:b w:val="0"/>
+                <w:sz w:val="19"/>
               </w:rPr>
-              <w:t>场景描述</w:t>
+              <w:t>`scene_describe`</w:t>
             </w:r>
           </w:p>
         </w:tc>
         <w:tc>
           <w:tcPr>
-            <w:tcW w:type="dxa" w:w="3249"/>
+            <w:tcW w:type="dxa" w:w="3362"/>
+            <w:shd w:fill="F8FFF2"/>
           </w:tcPr>
           <w:p>
             <w:r/>
             <w:r>
               <w:rPr>
                 <w:rFonts w:ascii="Microsoft YaHei" w:hAnsi="Microsoft YaHei" w:eastAsia="Microsoft YaHei"/>
-                <w:sz w:val="21"/>
+                <w:b w:val="0"/>
+                <w:sz w:val="19"/>
               </w:rPr>
               <w:t>10</w:t>
             </w:r>
@@ -619,16 +967,18 @@
         </w:tc>
         <w:tc>
           <w:tcPr>
-            <w:tcW w:type="dxa" w:w="3249"/>
+            <w:tcW w:type="dxa" w:w="3362"/>
+            <w:shd w:fill="F8FFF2"/>
           </w:tcPr>
           <w:p>
             <w:r/>
             <w:r>
               <w:rPr>
                 <w:rFonts w:ascii="Microsoft YaHei" w:hAnsi="Microsoft YaHei" w:eastAsia="Microsoft YaHei"/>
-                <w:sz w:val="21"/>
+                <w:b w:val="0"/>
+                <w:sz w:val="19"/>
               </w:rPr>
-              <w:t>识别为 scene_describe</w:t>
+              <w:t>我面前是什么</w:t>
             </w:r>
           </w:p>
         </w:tc>
@@ -636,29 +986,31 @@
       <w:tr>
         <w:tc>
           <w:tcPr>
-            <w:tcW w:type="dxa" w:w="3249"/>
+            <w:tcW w:type="dxa" w:w="3362"/>
           </w:tcPr>
           <w:p>
             <w:r/>
             <w:r>
               <w:rPr>
                 <w:rFonts w:ascii="Microsoft YaHei" w:hAnsi="Microsoft YaHei" w:eastAsia="Microsoft YaHei"/>
-                <w:sz w:val="21"/>
+                <w:b w:val="0"/>
+                <w:sz w:val="19"/>
               </w:rPr>
-              <w:t>物体识别</w:t>
+              <w:t>`object_identify`</w:t>
             </w:r>
           </w:p>
         </w:tc>
         <w:tc>
           <w:tcPr>
-            <w:tcW w:type="dxa" w:w="3249"/>
+            <w:tcW w:type="dxa" w:w="3362"/>
           </w:tcPr>
           <w:p>
             <w:r/>
             <w:r>
               <w:rPr>
                 <w:rFonts w:ascii="Microsoft YaHei" w:hAnsi="Microsoft YaHei" w:eastAsia="Microsoft YaHei"/>
-                <w:sz w:val="21"/>
+                <w:b w:val="0"/>
+                <w:sz w:val="19"/>
               </w:rPr>
               <w:t>10</w:t>
             </w:r>
@@ -666,16 +1018,17 @@
         </w:tc>
         <w:tc>
           <w:tcPr>
-            <w:tcW w:type="dxa" w:w="3249"/>
+            <w:tcW w:type="dxa" w:w="3362"/>
           </w:tcPr>
           <w:p>
             <w:r/>
             <w:r>
               <w:rPr>
                 <w:rFonts w:ascii="Microsoft YaHei" w:hAnsi="Microsoft YaHei" w:eastAsia="Microsoft YaHei"/>
-                <w:sz w:val="21"/>
+                <w:b w:val="0"/>
+                <w:sz w:val="19"/>
               </w:rPr>
-              <w:t>识别为 object_identify</w:t>
+              <w:t>这个东西是什么</w:t>
             </w:r>
           </w:p>
         </w:tc>
@@ -683,29 +1036,33 @@
       <w:tr>
         <w:tc>
           <w:tcPr>
-            <w:tcW w:type="dxa" w:w="3249"/>
+            <w:tcW w:type="dxa" w:w="3362"/>
+            <w:shd w:fill="F8FFF2"/>
           </w:tcPr>
           <w:p>
             <w:r/>
             <w:r>
               <w:rPr>
                 <w:rFonts w:ascii="Microsoft YaHei" w:hAnsi="Microsoft YaHei" w:eastAsia="Microsoft YaHei"/>
-                <w:sz w:val="21"/>
+                <w:b w:val="0"/>
+                <w:sz w:val="19"/>
               </w:rPr>
-              <w:t>颜色识别</w:t>
+              <w:t>`color_identify`</w:t>
             </w:r>
           </w:p>
         </w:tc>
         <w:tc>
           <w:tcPr>
-            <w:tcW w:type="dxa" w:w="3249"/>
+            <w:tcW w:type="dxa" w:w="3362"/>
+            <w:shd w:fill="F8FFF2"/>
           </w:tcPr>
           <w:p>
             <w:r/>
             <w:r>
               <w:rPr>
                 <w:rFonts w:ascii="Microsoft YaHei" w:hAnsi="Microsoft YaHei" w:eastAsia="Microsoft YaHei"/>
-                <w:sz w:val="21"/>
+                <w:b w:val="0"/>
+                <w:sz w:val="19"/>
               </w:rPr>
               <w:t>10</w:t>
             </w:r>
@@ -713,16 +1070,18 @@
         </w:tc>
         <w:tc>
           <w:tcPr>
-            <w:tcW w:type="dxa" w:w="3249"/>
+            <w:tcW w:type="dxa" w:w="3362"/>
+            <w:shd w:fill="F8FFF2"/>
           </w:tcPr>
           <w:p>
             <w:r/>
             <w:r>
               <w:rPr>
                 <w:rFonts w:ascii="Microsoft YaHei" w:hAnsi="Microsoft YaHei" w:eastAsia="Microsoft YaHei"/>
-                <w:sz w:val="21"/>
+                <w:b w:val="0"/>
+                <w:sz w:val="19"/>
               </w:rPr>
-              <w:t>识别为 color_identify</w:t>
+              <w:t>这件衣服是什么颜色</w:t>
             </w:r>
           </w:p>
         </w:tc>
@@ -730,29 +1089,31 @@
       <w:tr>
         <w:tc>
           <w:tcPr>
-            <w:tcW w:type="dxa" w:w="3249"/>
+            <w:tcW w:type="dxa" w:w="3362"/>
           </w:tcPr>
           <w:p>
             <w:r/>
             <w:r>
               <w:rPr>
                 <w:rFonts w:ascii="Microsoft YaHei" w:hAnsi="Microsoft YaHei" w:eastAsia="Microsoft YaHei"/>
-                <w:sz w:val="21"/>
+                <w:b w:val="0"/>
+                <w:sz w:val="19"/>
               </w:rPr>
-              <w:t>金额识别</w:t>
+              <w:t>`money_identify`</w:t>
             </w:r>
           </w:p>
         </w:tc>
         <w:tc>
           <w:tcPr>
-            <w:tcW w:type="dxa" w:w="3249"/>
+            <w:tcW w:type="dxa" w:w="3362"/>
           </w:tcPr>
           <w:p>
             <w:r/>
             <w:r>
               <w:rPr>
                 <w:rFonts w:ascii="Microsoft YaHei" w:hAnsi="Microsoft YaHei" w:eastAsia="Microsoft YaHei"/>
-                <w:sz w:val="21"/>
+                <w:b w:val="0"/>
+                <w:sz w:val="19"/>
               </w:rPr>
               <w:t>10</w:t>
             </w:r>
@@ -760,16 +1121,17 @@
         </w:tc>
         <w:tc>
           <w:tcPr>
-            <w:tcW w:type="dxa" w:w="3249"/>
+            <w:tcW w:type="dxa" w:w="3362"/>
           </w:tcPr>
           <w:p>
             <w:r/>
             <w:r>
               <w:rPr>
                 <w:rFonts w:ascii="Microsoft YaHei" w:hAnsi="Microsoft YaHei" w:eastAsia="Microsoft YaHei"/>
-                <w:sz w:val="21"/>
+                <w:b w:val="0"/>
+                <w:sz w:val="19"/>
               </w:rPr>
-              <w:t>识别为 money_identify</w:t>
+              <w:t>这张纸币是多少钱</w:t>
             </w:r>
           </w:p>
         </w:tc>
@@ -777,29 +1139,33 @@
       <w:tr>
         <w:tc>
           <w:tcPr>
-            <w:tcW w:type="dxa" w:w="3249"/>
+            <w:tcW w:type="dxa" w:w="3362"/>
+            <w:shd w:fill="F8FFF2"/>
           </w:tcPr>
           <w:p>
             <w:r/>
             <w:r>
               <w:rPr>
                 <w:rFonts w:ascii="Microsoft YaHei" w:hAnsi="Microsoft YaHei" w:eastAsia="Microsoft YaHei"/>
-                <w:sz w:val="21"/>
+                <w:b w:val="0"/>
+                <w:sz w:val="19"/>
               </w:rPr>
-              <w:t>翻译转述</w:t>
+              <w:t>`translate_or_relay`</w:t>
             </w:r>
           </w:p>
         </w:tc>
         <w:tc>
           <w:tcPr>
-            <w:tcW w:type="dxa" w:w="3249"/>
+            <w:tcW w:type="dxa" w:w="3362"/>
+            <w:shd w:fill="F8FFF2"/>
           </w:tcPr>
           <w:p>
             <w:r/>
             <w:r>
               <w:rPr>
                 <w:rFonts w:ascii="Microsoft YaHei" w:hAnsi="Microsoft YaHei" w:eastAsia="Microsoft YaHei"/>
-                <w:sz w:val="21"/>
+                <w:b w:val="0"/>
+                <w:sz w:val="19"/>
               </w:rPr>
               <w:t>10</w:t>
             </w:r>
@@ -807,16 +1173,18 @@
         </w:tc>
         <w:tc>
           <w:tcPr>
-            <w:tcW w:type="dxa" w:w="3249"/>
+            <w:tcW w:type="dxa" w:w="3362"/>
+            <w:shd w:fill="F8FFF2"/>
           </w:tcPr>
           <w:p>
             <w:r/>
             <w:r>
               <w:rPr>
                 <w:rFonts w:ascii="Microsoft YaHei" w:hAnsi="Microsoft YaHei" w:eastAsia="Microsoft YaHei"/>
-                <w:sz w:val="21"/>
+                <w:b w:val="0"/>
+                <w:sz w:val="19"/>
               </w:rPr>
-              <w:t>识别为 translate_or_relay</w:t>
+              <w:t>帮我把这句话转述给对方</w:t>
             </w:r>
           </w:p>
         </w:tc>
@@ -824,29 +1192,31 @@
       <w:tr>
         <w:tc>
           <w:tcPr>
-            <w:tcW w:type="dxa" w:w="3249"/>
+            <w:tcW w:type="dxa" w:w="3362"/>
           </w:tcPr>
           <w:p>
             <w:r/>
             <w:r>
               <w:rPr>
                 <w:rFonts w:ascii="Microsoft YaHei" w:hAnsi="Microsoft YaHei" w:eastAsia="Microsoft YaHei"/>
-                <w:sz w:val="21"/>
+                <w:b w:val="0"/>
+                <w:sz w:val="19"/>
               </w:rPr>
-              <w:t>导航/导诊</w:t>
+              <w:t>`navigation_guide`</w:t>
             </w:r>
           </w:p>
         </w:tc>
         <w:tc>
           <w:tcPr>
-            <w:tcW w:type="dxa" w:w="3249"/>
+            <w:tcW w:type="dxa" w:w="3362"/>
           </w:tcPr>
           <w:p>
             <w:r/>
             <w:r>
               <w:rPr>
                 <w:rFonts w:ascii="Microsoft YaHei" w:hAnsi="Microsoft YaHei" w:eastAsia="Microsoft YaHei"/>
-                <w:sz w:val="21"/>
+                <w:b w:val="0"/>
+                <w:sz w:val="19"/>
               </w:rPr>
               <w:t>10</w:t>
             </w:r>
@@ -854,16 +1224,17 @@
         </w:tc>
         <w:tc>
           <w:tcPr>
-            <w:tcW w:type="dxa" w:w="3249"/>
+            <w:tcW w:type="dxa" w:w="3362"/>
           </w:tcPr>
           <w:p>
             <w:r/>
             <w:r>
               <w:rPr>
                 <w:rFonts w:ascii="Microsoft YaHei" w:hAnsi="Microsoft YaHei" w:eastAsia="Microsoft YaHei"/>
-                <w:sz w:val="21"/>
+                <w:b w:val="0"/>
+                <w:sz w:val="19"/>
               </w:rPr>
-              <w:t>识别为 navigation_guide 或转人工</w:t>
+              <w:t>我在医院门口，怎么去挂号处</w:t>
             </w:r>
           </w:p>
         </w:tc>
@@ -871,29 +1242,33 @@
       <w:tr>
         <w:tc>
           <w:tcPr>
-            <w:tcW w:type="dxa" w:w="3249"/>
+            <w:tcW w:type="dxa" w:w="3362"/>
+            <w:shd w:fill="F8FFF2"/>
           </w:tcPr>
           <w:p>
             <w:r/>
             <w:r>
               <w:rPr>
                 <w:rFonts w:ascii="Microsoft YaHei" w:hAnsi="Microsoft YaHei" w:eastAsia="Microsoft YaHei"/>
-                <w:sz w:val="21"/>
+                <w:b w:val="0"/>
+                <w:sz w:val="19"/>
               </w:rPr>
-              <w:t>药品确认</w:t>
+              <w:t>`medicine_check`</w:t>
             </w:r>
           </w:p>
         </w:tc>
         <w:tc>
           <w:tcPr>
-            <w:tcW w:type="dxa" w:w="3249"/>
+            <w:tcW w:type="dxa" w:w="3362"/>
+            <w:shd w:fill="F8FFF2"/>
           </w:tcPr>
           <w:p>
             <w:r/>
             <w:r>
               <w:rPr>
                 <w:rFonts w:ascii="Microsoft YaHei" w:hAnsi="Microsoft YaHei" w:eastAsia="Microsoft YaHei"/>
-                <w:sz w:val="21"/>
+                <w:b w:val="0"/>
+                <w:sz w:val="19"/>
               </w:rPr>
               <w:t>10</w:t>
             </w:r>
@@ -901,16 +1276,18 @@
         </w:tc>
         <w:tc>
           <w:tcPr>
-            <w:tcW w:type="dxa" w:w="3249"/>
+            <w:tcW w:type="dxa" w:w="3362"/>
+            <w:shd w:fill="F8FFF2"/>
           </w:tcPr>
           <w:p>
             <w:r/>
             <w:r>
               <w:rPr>
                 <w:rFonts w:ascii="Microsoft YaHei" w:hAnsi="Microsoft YaHei" w:eastAsia="Microsoft YaHei"/>
-                <w:sz w:val="21"/>
+                <w:b w:val="0"/>
+                <w:sz w:val="19"/>
               </w:rPr>
-              <w:t>识别为 medicine_check，必要时建议人工确认</w:t>
+              <w:t>布洛芬是什么药，怎么读说明</w:t>
             </w:r>
           </w:p>
         </w:tc>
@@ -918,29 +1295,31 @@
       <w:tr>
         <w:tc>
           <w:tcPr>
-            <w:tcW w:type="dxa" w:w="3249"/>
+            <w:tcW w:type="dxa" w:w="3362"/>
           </w:tcPr>
           <w:p>
             <w:r/>
             <w:r>
               <w:rPr>
                 <w:rFonts w:ascii="Microsoft YaHei" w:hAnsi="Microsoft YaHei" w:eastAsia="Microsoft YaHei"/>
-                <w:sz w:val="21"/>
+                <w:b w:val="0"/>
+                <w:sz w:val="19"/>
               </w:rPr>
-              <w:t>紧急求助</w:t>
+              <w:t>`human_handoff` / `unknown`</w:t>
             </w:r>
           </w:p>
         </w:tc>
         <w:tc>
           <w:tcPr>
-            <w:tcW w:type="dxa" w:w="3249"/>
+            <w:tcW w:type="dxa" w:w="3362"/>
           </w:tcPr>
           <w:p>
             <w:r/>
             <w:r>
               <w:rPr>
                 <w:rFonts w:ascii="Microsoft YaHei" w:hAnsi="Microsoft YaHei" w:eastAsia="Microsoft YaHei"/>
-                <w:sz w:val="21"/>
+                <w:b w:val="0"/>
+                <w:sz w:val="19"/>
               </w:rPr>
               <w:t>10</w:t>
             </w:r>
@@ -948,174 +1327,124 @@
         </w:tc>
         <w:tc>
           <w:tcPr>
-            <w:tcW w:type="dxa" w:w="3249"/>
+            <w:tcW w:type="dxa" w:w="3362"/>
           </w:tcPr>
           <w:p>
             <w:r/>
             <w:r>
               <w:rPr>
                 <w:rFonts w:ascii="Microsoft YaHei" w:hAnsi="Microsoft YaHei" w:eastAsia="Microsoft YaHei"/>
-                <w:sz w:val="21"/>
+                <w:b w:val="0"/>
+                <w:sz w:val="19"/>
               </w:rPr>
-              <w:t>识别为 emergency 并进入 SOS</w:t>
+              <w:t>我需要真人帮我确认</w:t>
             </w:r>
           </w:p>
         </w:tc>
       </w:tr>
     </w:tbl>
     <w:p/>
-    <w:p>
-      <w:pPr>
-        <w:spacing w:line="300" w:lineRule="auto" w:after="120"/>
-      </w:pPr>
-      <w:r>
-        <w:rPr>
-          <w:rFonts w:ascii="Microsoft YaHei" w:hAnsi="Microsoft YaHei" w:eastAsia="Microsoft YaHei"/>
-          <w:sz w:val="22"/>
-        </w:rPr>
-        <w:t>指标：</w:t>
-      </w:r>
-    </w:p>
-    <w:p>
-      <w:pPr>
-        <w:spacing w:before="80" w:after="160"/>
-      </w:pPr>
-      <w:r>
-        <w:rPr>
-          <w:rFonts w:ascii="Consolas" w:hAnsi="Consolas" w:eastAsia="Consolas"/>
-          <w:sz w:val="19"/>
-        </w:rPr>
-        <w:t>intent_accuracy = correct_intent_count / total_samples</w:t>
-      </w:r>
-      <w:r>
-        <w:br/>
-      </w:r>
-      <w:r>
-        <w:rPr>
-          <w:rFonts w:ascii="Consolas" w:hAnsi="Consolas" w:eastAsia="Consolas"/>
-          <w:sz w:val="19"/>
-        </w:rPr>
-        <w:t>目标：&gt;= 85%</w:t>
-      </w:r>
-    </w:p>
+    <w:p/>
     <w:p>
       <w:pPr>
         <w:pStyle w:val="Heading3"/>
       </w:pPr>
       <w:r>
+        <w:t>3.2 紧急检测样本</w:t>
+      </w:r>
+    </w:p>
+    <w:p/>
+    <w:p>
+      <w:r>
         <w:rPr>
           <w:rFonts w:ascii="Microsoft YaHei" w:hAnsi="Microsoft YaHei" w:eastAsia="Microsoft YaHei"/>
-          <w:sz w:val="24"/>
+          <w:sz w:val="21"/>
         </w:rPr>
-        <w:t>2.2 紧急检测</w:t>
+        <w:t>紧急样本应覆盖：</w:t>
       </w:r>
     </w:p>
+    <w:p/>
     <w:p>
       <w:pPr>
-        <w:spacing w:line="300" w:lineRule="auto" w:after="120"/>
+        <w:pStyle w:val="ListBullet"/>
       </w:pPr>
       <w:r>
         <w:rPr>
           <w:rFonts w:ascii="Microsoft YaHei" w:hAnsi="Microsoft YaHei" w:eastAsia="Microsoft YaHei"/>
-          <w:sz w:val="22"/>
+          <w:sz w:val="21"/>
         </w:rPr>
-        <w:t>样本分组：</w:t>
+        <w:t>救命、摔倒、出血、呼吸困难、着火、被困。</w:t>
       </w:r>
     </w:p>
     <w:p>
       <w:pPr>
         <w:pStyle w:val="ListBullet"/>
-        <w:spacing w:line="300" w:lineRule="auto" w:after="120"/>
       </w:pPr>
       <w:r>
         <w:rPr>
           <w:rFonts w:ascii="Microsoft YaHei" w:hAnsi="Microsoft YaHei" w:eastAsia="Microsoft YaHei"/>
-          <w:sz w:val="22"/>
+          <w:sz w:val="21"/>
         </w:rPr>
-        <w:t>紧急样本：救命、迷路、摔倒、出血、着火、被困、呼吸困难、突然看不见等。</w:t>
+        <w:t>天黑迷路、找不到家、手机快没电。</w:t>
       </w:r>
     </w:p>
     <w:p>
       <w:pPr>
         <w:pStyle w:val="ListBullet"/>
-        <w:spacing w:line="300" w:lineRule="auto" w:after="120"/>
       </w:pPr>
       <w:r>
         <w:rPr>
           <w:rFonts w:ascii="Microsoft YaHei" w:hAnsi="Microsoft YaHei" w:eastAsia="Microsoft YaHei"/>
-          <w:sz w:val="22"/>
+          <w:sz w:val="21"/>
         </w:rPr>
-        <w:t>非紧急样本：药盒怎么读、帮我看路牌、这是什么颜色、附近公交站在哪里等。</w:t>
+        <w:t>“我害怕”“附近有人跟着我”等隐含风险表达。</w:t>
+      </w:r>
+    </w:p>
+    <w:p/>
+    <w:p>
+      <w:r>
+        <w:rPr>
+          <w:rFonts w:ascii="Microsoft YaHei" w:hAnsi="Microsoft YaHei" w:eastAsia="Microsoft YaHei"/>
+          <w:sz w:val="21"/>
+        </w:rPr>
+        <w:t>非紧急样本应覆盖：</w:t>
+      </w:r>
+    </w:p>
+    <w:p/>
+    <w:p>
+      <w:pPr>
+        <w:pStyle w:val="ListBullet"/>
+      </w:pPr>
+      <w:r>
+        <w:rPr>
+          <w:rFonts w:ascii="Microsoft YaHei" w:hAnsi="Microsoft YaHei" w:eastAsia="Microsoft YaHei"/>
+          <w:sz w:val="21"/>
+        </w:rPr>
+        <w:t>帮我读药盒、看路牌、识别颜色、翻译一句话。</w:t>
       </w:r>
     </w:p>
     <w:p>
       <w:pPr>
-        <w:spacing w:line="300" w:lineRule="auto" w:after="120"/>
+        <w:pStyle w:val="ListBullet"/>
       </w:pPr>
       <w:r>
         <w:rPr>
           <w:rFonts w:ascii="Microsoft YaHei" w:hAnsi="Microsoft YaHei" w:eastAsia="Microsoft YaHei"/>
-          <w:sz w:val="22"/>
+          <w:sz w:val="21"/>
         </w:rPr>
-        <w:t>指标：</w:t>
+        <w:t>“我不知道这个是什么”但没有安全风险的普通问题。</w:t>
       </w:r>
     </w:p>
+    <w:p/>
     <w:p>
       <w:pPr>
-        <w:spacing w:before="80" w:after="160"/>
+        <w:pStyle w:val="Heading2"/>
       </w:pPr>
       <w:r>
-        <w:rPr>
-          <w:rFonts w:ascii="Consolas" w:hAnsi="Consolas" w:eastAsia="Consolas"/>
-          <w:sz w:val="19"/>
-        </w:rPr>
-        <w:t>emergency_recall = emergency_true_positive / all_real_emergency</w:t>
-      </w:r>
-      <w:r>
-        <w:br/>
-      </w:r>
-      <w:r>
-        <w:rPr>
-          <w:rFonts w:ascii="Consolas" w:hAnsi="Consolas" w:eastAsia="Consolas"/>
-          <w:sz w:val="19"/>
-        </w:rPr>
-        <w:t>false_alarm_rate = non_emergency_false_positive / all_non_emergency</w:t>
-      </w:r>
-      <w:r>
-        <w:br/>
-      </w:r>
-      <w:r>
-        <w:rPr>
-          <w:rFonts w:ascii="Consolas" w:hAnsi="Consolas" w:eastAsia="Consolas"/>
-          <w:sz w:val="19"/>
-        </w:rPr>
-        <w:t>目标：召回率 &gt;= 95%，误报率 &lt;= 2%</w:t>
+        <w:t>4. 指标口径</w:t>
       </w:r>
     </w:p>
-    <w:p>
-      <w:pPr>
-        <w:pStyle w:val="Heading3"/>
-      </w:pPr>
-      <w:r>
-        <w:rPr>
-          <w:rFonts w:ascii="Microsoft YaHei" w:hAnsi="Microsoft YaHei" w:eastAsia="Microsoft YaHei"/>
-          <w:sz w:val="24"/>
-        </w:rPr>
-        <w:t>2.3 决策动作</w:t>
-      </w:r>
-    </w:p>
-    <w:p>
-      <w:pPr>
-        <w:spacing w:line="300" w:lineRule="auto" w:after="120"/>
-      </w:pPr>
-      <w:r>
-        <w:rPr>
-          <w:rFonts w:ascii="Microsoft YaHei" w:hAnsi="Microsoft YaHei" w:eastAsia="Microsoft YaHei"/>
-          <w:sz w:val="22"/>
-        </w:rPr>
-        <w:t>Agent 不只输出答案，还输出下一步动作：</w:t>
-      </w:r>
-    </w:p>
+    <w:p/>
     <w:tbl>
       <w:tblPr>
         <w:tblStyle w:val="TableGrid"/>
@@ -1123,47 +1452,59 @@
         <w:tblLook w:firstColumn="1" w:firstRow="1" w:lastColumn="0" w:lastRow="0" w:noHBand="0" w:noVBand="1" w:val="04A0"/>
       </w:tblPr>
       <w:tblGrid>
-        <w:gridCol w:w="4873"/>
-        <w:gridCol w:w="4873"/>
+        <w:gridCol w:w="3362"/>
+        <w:gridCol w:w="3362"/>
+        <w:gridCol w:w="3362"/>
       </w:tblGrid>
       <w:tr>
         <w:tc>
           <w:tcPr>
-            <w:tcW w:type="dxa" w:w="4873"/>
+            <w:tcW w:type="dxa" w:w="3362"/>
+            <w:shd w:fill="EADFFF"/>
           </w:tcPr>
           <w:p>
-            <w:r>
-              <w:rPr>
-                <w:b/>
-              </w:rPr>
-            </w:r>
+            <w:r/>
             <w:r>
               <w:rPr>
                 <w:rFonts w:ascii="Microsoft YaHei" w:hAnsi="Microsoft YaHei" w:eastAsia="Microsoft YaHei"/>
                 <w:b/>
-                <w:sz w:val="21"/>
+                <w:sz w:val="20"/>
               </w:rPr>
-              <w:t>next_action</w:t>
+              <w:t>指标</w:t>
             </w:r>
           </w:p>
         </w:tc>
         <w:tc>
           <w:tcPr>
-            <w:tcW w:type="dxa" w:w="4873"/>
+            <w:tcW w:type="dxa" w:w="3362"/>
+            <w:shd w:fill="EADFFF"/>
           </w:tcPr>
           <w:p>
-            <w:r>
-              <w:rPr>
-                <w:b/>
-              </w:rPr>
-            </w:r>
+            <w:r/>
             <w:r>
               <w:rPr>
                 <w:rFonts w:ascii="Microsoft YaHei" w:hAnsi="Microsoft YaHei" w:eastAsia="Microsoft YaHei"/>
                 <w:b/>
-                <w:sz w:val="21"/>
+                <w:sz w:val="20"/>
               </w:rPr>
-              <w:t>应用场景</w:t>
+              <w:t>公式</w:t>
+            </w:r>
+          </w:p>
+        </w:tc>
+        <w:tc>
+          <w:tcPr>
+            <w:tcW w:type="dxa" w:w="3362"/>
+            <w:shd w:fill="EADFFF"/>
+          </w:tcPr>
+          <w:p>
+            <w:r/>
+            <w:r>
+              <w:rPr>
+                <w:rFonts w:ascii="Microsoft YaHei" w:hAnsi="Microsoft YaHei" w:eastAsia="Microsoft YaHei"/>
+                <w:b/>
+                <w:sz w:val="20"/>
+              </w:rPr>
+              <w:t>初赛目标</w:t>
             </w:r>
           </w:p>
         </w:tc>
@@ -1171,31 +1512,49 @@
       <w:tr>
         <w:tc>
           <w:tcPr>
-            <w:tcW w:type="dxa" w:w="4873"/>
+            <w:tcW w:type="dxa" w:w="3362"/>
           </w:tcPr>
           <w:p>
             <w:r/>
             <w:r>
               <w:rPr>
                 <w:rFonts w:ascii="Microsoft YaHei" w:hAnsi="Microsoft YaHei" w:eastAsia="Microsoft YaHei"/>
-                <w:sz w:val="21"/>
+                <w:b w:val="0"/>
+                <w:sz w:val="19"/>
               </w:rPr>
-              <w:t>answer</w:t>
+              <w:t>意图识别准确率</w:t>
             </w:r>
           </w:p>
         </w:tc>
         <w:tc>
           <w:tcPr>
-            <w:tcW w:type="dxa" w:w="4873"/>
+            <w:tcW w:type="dxa" w:w="3362"/>
           </w:tcPr>
           <w:p>
             <w:r/>
             <w:r>
               <w:rPr>
                 <w:rFonts w:ascii="Microsoft YaHei" w:hAnsi="Microsoft YaHei" w:eastAsia="Microsoft YaHei"/>
-                <w:sz w:val="21"/>
+                <w:b w:val="0"/>
+                <w:sz w:val="19"/>
               </w:rPr>
-              <w:t>AI 可以直接解决</w:t>
+              <w:t>`correct_intent / total_samples`</w:t>
+            </w:r>
+          </w:p>
+        </w:tc>
+        <w:tc>
+          <w:tcPr>
+            <w:tcW w:type="dxa" w:w="3362"/>
+          </w:tcPr>
+          <w:p>
+            <w:r/>
+            <w:r>
+              <w:rPr>
+                <w:rFonts w:ascii="Microsoft YaHei" w:hAnsi="Microsoft YaHei" w:eastAsia="Microsoft YaHei"/>
+                <w:b w:val="0"/>
+                <w:sz w:val="19"/>
+              </w:rPr>
+              <w:t>&gt;= 85%</w:t>
             </w:r>
           </w:p>
         </w:tc>
@@ -1203,31 +1562,52 @@
       <w:tr>
         <w:tc>
           <w:tcPr>
-            <w:tcW w:type="dxa" w:w="4873"/>
+            <w:tcW w:type="dxa" w:w="3362"/>
+            <w:shd w:fill="F8FFF2"/>
           </w:tcPr>
           <w:p>
             <w:r/>
             <w:r>
               <w:rPr>
                 <w:rFonts w:ascii="Microsoft YaHei" w:hAnsi="Microsoft YaHei" w:eastAsia="Microsoft YaHei"/>
-                <w:sz w:val="21"/>
+                <w:b w:val="0"/>
+                <w:sz w:val="19"/>
               </w:rPr>
-              <w:t>ask_followup</w:t>
+              <w:t>紧急意图召回率</w:t>
             </w:r>
           </w:p>
         </w:tc>
         <w:tc>
           <w:tcPr>
-            <w:tcW w:type="dxa" w:w="4873"/>
+            <w:tcW w:type="dxa" w:w="3362"/>
+            <w:shd w:fill="F8FFF2"/>
           </w:tcPr>
           <w:p>
             <w:r/>
             <w:r>
               <w:rPr>
                 <w:rFonts w:ascii="Microsoft YaHei" w:hAnsi="Microsoft YaHei" w:eastAsia="Microsoft YaHei"/>
-                <w:sz w:val="21"/>
+                <w:b w:val="0"/>
+                <w:sz w:val="19"/>
               </w:rPr>
-              <w:t>信息不足，需要追问</w:t>
+              <w:t>`emergency_true_positive / real_emergency`</w:t>
+            </w:r>
+          </w:p>
+        </w:tc>
+        <w:tc>
+          <w:tcPr>
+            <w:tcW w:type="dxa" w:w="3362"/>
+            <w:shd w:fill="F8FFF2"/>
+          </w:tcPr>
+          <w:p>
+            <w:r/>
+            <w:r>
+              <w:rPr>
+                <w:rFonts w:ascii="Microsoft YaHei" w:hAnsi="Microsoft YaHei" w:eastAsia="Microsoft YaHei"/>
+                <w:b w:val="0"/>
+                <w:sz w:val="19"/>
+              </w:rPr>
+              <w:t>&gt;= 95%</w:t>
             </w:r>
           </w:p>
         </w:tc>
@@ -1235,31 +1615,49 @@
       <w:tr>
         <w:tc>
           <w:tcPr>
-            <w:tcW w:type="dxa" w:w="4873"/>
+            <w:tcW w:type="dxa" w:w="3362"/>
           </w:tcPr>
           <w:p>
             <w:r/>
             <w:r>
               <w:rPr>
                 <w:rFonts w:ascii="Microsoft YaHei" w:hAnsi="Microsoft YaHei" w:eastAsia="Microsoft YaHei"/>
-                <w:sz w:val="21"/>
+                <w:b w:val="0"/>
+                <w:sz w:val="19"/>
               </w:rPr>
-              <w:t>match_volunteer</w:t>
+              <w:t>紧急误报率</w:t>
             </w:r>
           </w:p>
         </w:tc>
         <w:tc>
           <w:tcPr>
-            <w:tcW w:type="dxa" w:w="4873"/>
+            <w:tcW w:type="dxa" w:w="3362"/>
           </w:tcPr>
           <w:p>
             <w:r/>
             <w:r>
               <w:rPr>
                 <w:rFonts w:ascii="Microsoft YaHei" w:hAnsi="Microsoft YaHei" w:eastAsia="Microsoft YaHei"/>
-                <w:sz w:val="21"/>
+                <w:b w:val="0"/>
+                <w:sz w:val="19"/>
               </w:rPr>
-              <w:t>低置信、复杂需求、现实行动需求</w:t>
+              <w:t>`non_emergency_false_positive / non_emergency`</w:t>
+            </w:r>
+          </w:p>
+        </w:tc>
+        <w:tc>
+          <w:tcPr>
+            <w:tcW w:type="dxa" w:w="3362"/>
+          </w:tcPr>
+          <w:p>
+            <w:r/>
+            <w:r>
+              <w:rPr>
+                <w:rFonts w:ascii="Microsoft YaHei" w:hAnsi="Microsoft YaHei" w:eastAsia="Microsoft YaHei"/>
+                <w:b w:val="0"/>
+                <w:sz w:val="19"/>
+              </w:rPr>
+              <w:t>&lt;= 2%</w:t>
             </w:r>
           </w:p>
         </w:tc>
@@ -1267,31 +1665,52 @@
       <w:tr>
         <w:tc>
           <w:tcPr>
-            <w:tcW w:type="dxa" w:w="4873"/>
+            <w:tcW w:type="dxa" w:w="3362"/>
+            <w:shd w:fill="F8FFF2"/>
           </w:tcPr>
           <w:p>
             <w:r/>
             <w:r>
               <w:rPr>
                 <w:rFonts w:ascii="Microsoft YaHei" w:hAnsi="Microsoft YaHei" w:eastAsia="Microsoft YaHei"/>
-                <w:sz w:val="21"/>
+                <w:b w:val="0"/>
+                <w:sz w:val="19"/>
               </w:rPr>
-              <w:t>trigger_sos</w:t>
+              <w:t>决策动作正确率</w:t>
             </w:r>
           </w:p>
         </w:tc>
         <w:tc>
           <w:tcPr>
-            <w:tcW w:type="dxa" w:w="4873"/>
+            <w:tcW w:type="dxa" w:w="3362"/>
+            <w:shd w:fill="F8FFF2"/>
           </w:tcPr>
           <w:p>
             <w:r/>
             <w:r>
               <w:rPr>
                 <w:rFonts w:ascii="Microsoft YaHei" w:hAnsi="Microsoft YaHei" w:eastAsia="Microsoft YaHei"/>
-                <w:sz w:val="21"/>
+                <w:b w:val="0"/>
+                <w:sz w:val="19"/>
               </w:rPr>
-              <w:t>紧急意图</w:t>
+              <w:t>`correct_next_action / total_samples`</w:t>
+            </w:r>
+          </w:p>
+        </w:tc>
+        <w:tc>
+          <w:tcPr>
+            <w:tcW w:type="dxa" w:w="3362"/>
+            <w:shd w:fill="F8FFF2"/>
+          </w:tcPr>
+          <w:p>
+            <w:r/>
+            <w:r>
+              <w:rPr>
+                <w:rFonts w:ascii="Microsoft YaHei" w:hAnsi="Microsoft YaHei" w:eastAsia="Microsoft YaHei"/>
+                <w:b w:val="0"/>
+                <w:sz w:val="19"/>
+              </w:rPr>
+              <w:t>&gt;= 85%</w:t>
             </w:r>
           </w:p>
         </w:tc>
@@ -1299,83 +1718,324 @@
       <w:tr>
         <w:tc>
           <w:tcPr>
-            <w:tcW w:type="dxa" w:w="4873"/>
+            <w:tcW w:type="dxa" w:w="3362"/>
           </w:tcPr>
           <w:p>
             <w:r/>
             <w:r>
               <w:rPr>
                 <w:rFonts w:ascii="Microsoft YaHei" w:hAnsi="Microsoft YaHei" w:eastAsia="Microsoft YaHei"/>
-                <w:sz w:val="21"/>
+                <w:b w:val="0"/>
+                <w:sz w:val="19"/>
               </w:rPr>
-              <w:t>show_fallback</w:t>
+              <w:t>首次可见响应时间</w:t>
             </w:r>
           </w:p>
         </w:tc>
         <w:tc>
           <w:tcPr>
-            <w:tcW w:type="dxa" w:w="4873"/>
+            <w:tcW w:type="dxa" w:w="3362"/>
           </w:tcPr>
           <w:p>
             <w:r/>
             <w:r>
               <w:rPr>
                 <w:rFonts w:ascii="Microsoft YaHei" w:hAnsi="Microsoft YaHei" w:eastAsia="Microsoft YaHei"/>
-                <w:sz w:val="21"/>
+                <w:b w:val="0"/>
+                <w:sz w:val="19"/>
               </w:rPr>
-              <w:t>服务不可用时给出安全降级</w:t>
+              <w:t>提交到出现“AI 正在分析”</w:t>
+            </w:r>
+          </w:p>
+        </w:tc>
+        <w:tc>
+          <w:tcPr>
+            <w:tcW w:type="dxa" w:w="3362"/>
+          </w:tcPr>
+          <w:p>
+            <w:r/>
+            <w:r>
+              <w:rPr>
+                <w:rFonts w:ascii="Microsoft YaHei" w:hAnsi="Microsoft YaHei" w:eastAsia="Microsoft YaHei"/>
+                <w:b w:val="0"/>
+                <w:sz w:val="19"/>
+              </w:rPr>
+              <w:t>&lt;= 0.5s</w:t>
+            </w:r>
+          </w:p>
+        </w:tc>
+      </w:tr>
+      <w:tr>
+        <w:tc>
+          <w:tcPr>
+            <w:tcW w:type="dxa" w:w="3362"/>
+            <w:shd w:fill="F8FFF2"/>
+          </w:tcPr>
+          <w:p>
+            <w:r/>
+            <w:r>
+              <w:rPr>
+                <w:rFonts w:ascii="Microsoft YaHei" w:hAnsi="Microsoft YaHei" w:eastAsia="Microsoft YaHei"/>
+                <w:b w:val="0"/>
+                <w:sz w:val="19"/>
+              </w:rPr>
+              <w:t>AI 完整响应时间</w:t>
+            </w:r>
+          </w:p>
+        </w:tc>
+        <w:tc>
+          <w:tcPr>
+            <w:tcW w:type="dxa" w:w="3362"/>
+            <w:shd w:fill="F8FFF2"/>
+          </w:tcPr>
+          <w:p>
+            <w:r/>
+            <w:r>
+              <w:rPr>
+                <w:rFonts w:ascii="Microsoft YaHei" w:hAnsi="Microsoft YaHei" w:eastAsia="Microsoft YaHei"/>
+                <w:b w:val="0"/>
+                <w:sz w:val="19"/>
+              </w:rPr>
+              <w:t>提交到答案或下一步动作展示</w:t>
+            </w:r>
+          </w:p>
+        </w:tc>
+        <w:tc>
+          <w:tcPr>
+            <w:tcW w:type="dxa" w:w="3362"/>
+            <w:shd w:fill="F8FFF2"/>
+          </w:tcPr>
+          <w:p>
+            <w:r/>
+            <w:r>
+              <w:rPr>
+                <w:rFonts w:ascii="Microsoft YaHei" w:hAnsi="Microsoft YaHei" w:eastAsia="Microsoft YaHei"/>
+                <w:b w:val="0"/>
+                <w:sz w:val="19"/>
+              </w:rPr>
+              <w:t>&lt;= 3s</w:t>
+            </w:r>
+          </w:p>
+        </w:tc>
+      </w:tr>
+      <w:tr>
+        <w:tc>
+          <w:tcPr>
+            <w:tcW w:type="dxa" w:w="3362"/>
+          </w:tcPr>
+          <w:p>
+            <w:r/>
+            <w:r>
+              <w:rPr>
+                <w:rFonts w:ascii="Microsoft YaHei" w:hAnsi="Microsoft YaHei" w:eastAsia="Microsoft YaHei"/>
+                <w:b w:val="0"/>
+                <w:sz w:val="19"/>
+              </w:rPr>
+              <w:t>匹配计算耗时</w:t>
+            </w:r>
+          </w:p>
+        </w:tc>
+        <w:tc>
+          <w:tcPr>
+            <w:tcW w:type="dxa" w:w="3362"/>
+          </w:tcPr>
+          <w:p>
+            <w:r/>
+            <w:r>
+              <w:rPr>
+                <w:rFonts w:ascii="Microsoft YaHei" w:hAnsi="Microsoft YaHei" w:eastAsia="Microsoft YaHei"/>
+                <w:b w:val="0"/>
+                <w:sz w:val="19"/>
+              </w:rPr>
+              <w:t>50 人候选池 Top 5 排序</w:t>
+            </w:r>
+          </w:p>
+        </w:tc>
+        <w:tc>
+          <w:tcPr>
+            <w:tcW w:type="dxa" w:w="3362"/>
+          </w:tcPr>
+          <w:p>
+            <w:r/>
+            <w:r>
+              <w:rPr>
+                <w:rFonts w:ascii="Microsoft YaHei" w:hAnsi="Microsoft YaHei" w:eastAsia="Microsoft YaHei"/>
+                <w:b w:val="0"/>
+                <w:sz w:val="19"/>
+              </w:rPr>
+              <w:t>&lt;= 500ms</w:t>
+            </w:r>
+          </w:p>
+        </w:tc>
+      </w:tr>
+      <w:tr>
+        <w:tc>
+          <w:tcPr>
+            <w:tcW w:type="dxa" w:w="3362"/>
+            <w:shd w:fill="F8FFF2"/>
+          </w:tcPr>
+          <w:p>
+            <w:r/>
+            <w:r>
+              <w:rPr>
+                <w:rFonts w:ascii="Microsoft YaHei" w:hAnsi="Microsoft YaHei" w:eastAsia="Microsoft YaHei"/>
+                <w:b w:val="0"/>
+                <w:sz w:val="19"/>
+              </w:rPr>
+              <w:t>Demo Call 建立时间</w:t>
+            </w:r>
+          </w:p>
+        </w:tc>
+        <w:tc>
+          <w:tcPr>
+            <w:tcW w:type="dxa" w:w="3362"/>
+            <w:shd w:fill="F8FFF2"/>
+          </w:tcPr>
+          <w:p>
+            <w:r/>
+            <w:r>
+              <w:rPr>
+                <w:rFonts w:ascii="Microsoft YaHei" w:hAnsi="Microsoft YaHei" w:eastAsia="Microsoft YaHei"/>
+                <w:b w:val="0"/>
+                <w:sz w:val="19"/>
+              </w:rPr>
+              <w:t>匹配成功到通话页已接通</w:t>
+            </w:r>
+          </w:p>
+        </w:tc>
+        <w:tc>
+          <w:tcPr>
+            <w:tcW w:type="dxa" w:w="3362"/>
+            <w:shd w:fill="F8FFF2"/>
+          </w:tcPr>
+          <w:p>
+            <w:r/>
+            <w:r>
+              <w:rPr>
+                <w:rFonts w:ascii="Microsoft YaHei" w:hAnsi="Microsoft YaHei" w:eastAsia="Microsoft YaHei"/>
+                <w:b w:val="0"/>
+                <w:sz w:val="19"/>
+              </w:rPr>
+              <w:t>&lt;= 5s</w:t>
+            </w:r>
+          </w:p>
+        </w:tc>
+      </w:tr>
+      <w:tr>
+        <w:tc>
+          <w:tcPr>
+            <w:tcW w:type="dxa" w:w="3362"/>
+          </w:tcPr>
+          <w:p>
+            <w:r/>
+            <w:r>
+              <w:rPr>
+                <w:rFonts w:ascii="Microsoft YaHei" w:hAnsi="Microsoft YaHei" w:eastAsia="Microsoft YaHei"/>
+                <w:b w:val="0"/>
+                <w:sz w:val="19"/>
+              </w:rPr>
+              <w:t>SOS 触发反馈</w:t>
+            </w:r>
+          </w:p>
+        </w:tc>
+        <w:tc>
+          <w:tcPr>
+            <w:tcW w:type="dxa" w:w="3362"/>
+          </w:tcPr>
+          <w:p>
+            <w:r/>
+            <w:r>
+              <w:rPr>
+                <w:rFonts w:ascii="Microsoft YaHei" w:hAnsi="Microsoft YaHei" w:eastAsia="Microsoft YaHei"/>
+                <w:b w:val="0"/>
+                <w:sz w:val="19"/>
+              </w:rPr>
+              <w:t>点击或识别紧急词到撤销窗口</w:t>
+            </w:r>
+          </w:p>
+        </w:tc>
+        <w:tc>
+          <w:tcPr>
+            <w:tcW w:type="dxa" w:w="3362"/>
+          </w:tcPr>
+          <w:p>
+            <w:r/>
+            <w:r>
+              <w:rPr>
+                <w:rFonts w:ascii="Microsoft YaHei" w:hAnsi="Microsoft YaHei" w:eastAsia="Microsoft YaHei"/>
+                <w:b w:val="0"/>
+                <w:sz w:val="19"/>
+              </w:rPr>
+              <w:t>&lt;= 1s</w:t>
+            </w:r>
+          </w:p>
+        </w:tc>
+      </w:tr>
+      <w:tr>
+        <w:tc>
+          <w:tcPr>
+            <w:tcW w:type="dxa" w:w="3362"/>
+            <w:shd w:fill="F8FFF2"/>
+          </w:tcPr>
+          <w:p>
+            <w:r/>
+            <w:r>
+              <w:rPr>
+                <w:rFonts w:ascii="Microsoft YaHei" w:hAnsi="Microsoft YaHei" w:eastAsia="Microsoft YaHei"/>
+                <w:b w:val="0"/>
+                <w:sz w:val="19"/>
+              </w:rPr>
+              <w:t>200% 字体可用性</w:t>
+            </w:r>
+          </w:p>
+        </w:tc>
+        <w:tc>
+          <w:tcPr>
+            <w:tcW w:type="dxa" w:w="3362"/>
+            <w:shd w:fill="F8FFF2"/>
+          </w:tcPr>
+          <w:p>
+            <w:r/>
+            <w:r>
+              <w:rPr>
+                <w:rFonts w:ascii="Microsoft YaHei" w:hAnsi="Microsoft YaHei" w:eastAsia="Microsoft YaHei"/>
+                <w:b w:val="0"/>
+                <w:sz w:val="19"/>
+              </w:rPr>
+              <w:t>主要页面不遮挡、不溢出</w:t>
+            </w:r>
+          </w:p>
+        </w:tc>
+        <w:tc>
+          <w:tcPr>
+            <w:tcW w:type="dxa" w:w="3362"/>
+            <w:shd w:fill="F8FFF2"/>
+          </w:tcPr>
+          <w:p>
+            <w:r/>
+            <w:r>
+              <w:rPr>
+                <w:rFonts w:ascii="Microsoft YaHei" w:hAnsi="Microsoft YaHei" w:eastAsia="Microsoft YaHei"/>
+                <w:b w:val="0"/>
+                <w:sz w:val="19"/>
+              </w:rPr>
+              <w:t>通过抽检</w:t>
             </w:r>
           </w:p>
         </w:tc>
       </w:tr>
     </w:tbl>
     <w:p/>
-    <w:p>
-      <w:pPr>
-        <w:spacing w:line="300" w:lineRule="auto" w:after="120"/>
-      </w:pPr>
-      <w:r>
-        <w:rPr>
-          <w:rFonts w:ascii="Microsoft YaHei" w:hAnsi="Microsoft YaHei" w:eastAsia="Microsoft YaHei"/>
-          <w:sz w:val="22"/>
-        </w:rPr>
-        <w:t>指标：</w:t>
-      </w:r>
-    </w:p>
-    <w:p>
-      <w:pPr>
-        <w:spacing w:before="80" w:after="160"/>
-      </w:pPr>
-      <w:r>
-        <w:rPr>
-          <w:rFonts w:ascii="Consolas" w:hAnsi="Consolas" w:eastAsia="Consolas"/>
-          <w:sz w:val="19"/>
-        </w:rPr>
-        <w:t>action_accuracy = correct_action_count / total_samples</w:t>
-      </w:r>
-      <w:r>
-        <w:br/>
-      </w:r>
-      <w:r>
-        <w:rPr>
-          <w:rFonts w:ascii="Consolas" w:hAnsi="Consolas" w:eastAsia="Consolas"/>
-          <w:sz w:val="19"/>
-        </w:rPr>
-        <w:t>目标：&gt;= 85%</w:t>
-      </w:r>
-    </w:p>
+    <w:p/>
     <w:p>
       <w:pPr>
         <w:pStyle w:val="Heading2"/>
       </w:pPr>
       <w:r>
-        <w:rPr>
-          <w:rFonts w:ascii="Microsoft YaHei" w:hAnsi="Microsoft YaHei" w:eastAsia="Microsoft YaHei"/>
-          <w:sz w:val="28"/>
-        </w:rPr>
-        <w:t>3. 性能指标</w:t>
+        <w:t>5. 评测记录模板</w:t>
       </w:r>
     </w:p>
+    <w:p/>
     <w:tbl>
       <w:tblPr>
         <w:tblStyle w:val="TableGrid"/>
@@ -1383,68 +2043,167 @@
         <w:tblLook w:firstColumn="1" w:firstRow="1" w:lastColumn="0" w:lastRow="0" w:noHBand="0" w:noVBand="1" w:val="04A0"/>
       </w:tblPr>
       <w:tblGrid>
-        <w:gridCol w:w="3249"/>
-        <w:gridCol w:w="3249"/>
-        <w:gridCol w:w="3249"/>
+        <w:gridCol w:w="1121"/>
+        <w:gridCol w:w="1121"/>
+        <w:gridCol w:w="1121"/>
+        <w:gridCol w:w="1121"/>
+        <w:gridCol w:w="1121"/>
+        <w:gridCol w:w="1121"/>
+        <w:gridCol w:w="1121"/>
+        <w:gridCol w:w="1121"/>
+        <w:gridCol w:w="1121"/>
       </w:tblGrid>
       <w:tr>
         <w:tc>
           <w:tcPr>
-            <w:tcW w:type="dxa" w:w="3249"/>
+            <w:tcW w:type="dxa" w:w="1121"/>
+            <w:shd w:fill="EADFFF"/>
           </w:tcPr>
           <w:p>
-            <w:r>
-              <w:rPr>
-                <w:b/>
-              </w:rPr>
-            </w:r>
+            <w:r/>
             <w:r>
               <w:rPr>
                 <w:rFonts w:ascii="Microsoft YaHei" w:hAnsi="Microsoft YaHei" w:eastAsia="Microsoft YaHei"/>
                 <w:b/>
-                <w:sz w:val="21"/>
+                <w:sz w:val="20"/>
               </w:rPr>
-              <w:t>指标</w:t>
+              <w:t>编号</w:t>
             </w:r>
           </w:p>
         </w:tc>
         <w:tc>
           <w:tcPr>
-            <w:tcW w:type="dxa" w:w="3249"/>
+            <w:tcW w:type="dxa" w:w="1121"/>
+            <w:shd w:fill="EADFFF"/>
           </w:tcPr>
           <w:p>
-            <w:r>
-              <w:rPr>
-                <w:b/>
-              </w:rPr>
-            </w:r>
+            <w:r/>
             <w:r>
               <w:rPr>
                 <w:rFonts w:ascii="Microsoft YaHei" w:hAnsi="Microsoft YaHei" w:eastAsia="Microsoft YaHei"/>
                 <w:b/>
-                <w:sz w:val="21"/>
+                <w:sz w:val="20"/>
               </w:rPr>
-              <w:t>测量方法</w:t>
+              <w:t>输入</w:t>
             </w:r>
           </w:p>
         </w:tc>
         <w:tc>
           <w:tcPr>
-            <w:tcW w:type="dxa" w:w="3249"/>
+            <w:tcW w:type="dxa" w:w="1121"/>
+            <w:shd w:fill="EADFFF"/>
           </w:tcPr>
           <w:p>
-            <w:r>
-              <w:rPr>
-                <w:b/>
-              </w:rPr>
-            </w:r>
+            <w:r/>
             <w:r>
               <w:rPr>
                 <w:rFonts w:ascii="Microsoft YaHei" w:hAnsi="Microsoft YaHei" w:eastAsia="Microsoft YaHei"/>
                 <w:b/>
-                <w:sz w:val="21"/>
+                <w:sz w:val="20"/>
               </w:rPr>
-              <w:t>目标</w:t>
+              <w:t>期望意图</w:t>
+            </w:r>
+          </w:p>
+        </w:tc>
+        <w:tc>
+          <w:tcPr>
+            <w:tcW w:type="dxa" w:w="1121"/>
+            <w:shd w:fill="EADFFF"/>
+          </w:tcPr>
+          <w:p>
+            <w:r/>
+            <w:r>
+              <w:rPr>
+                <w:rFonts w:ascii="Microsoft YaHei" w:hAnsi="Microsoft YaHei" w:eastAsia="Microsoft YaHei"/>
+                <w:b/>
+                <w:sz w:val="20"/>
+              </w:rPr>
+              <w:t>实际意图</w:t>
+            </w:r>
+          </w:p>
+        </w:tc>
+        <w:tc>
+          <w:tcPr>
+            <w:tcW w:type="dxa" w:w="1121"/>
+            <w:shd w:fill="EADFFF"/>
+          </w:tcPr>
+          <w:p>
+            <w:r/>
+            <w:r>
+              <w:rPr>
+                <w:rFonts w:ascii="Microsoft YaHei" w:hAnsi="Microsoft YaHei" w:eastAsia="Microsoft YaHei"/>
+                <w:b/>
+                <w:sz w:val="20"/>
+              </w:rPr>
+              <w:t>期望动作</w:t>
+            </w:r>
+          </w:p>
+        </w:tc>
+        <w:tc>
+          <w:tcPr>
+            <w:tcW w:type="dxa" w:w="1121"/>
+            <w:shd w:fill="EADFFF"/>
+          </w:tcPr>
+          <w:p>
+            <w:r/>
+            <w:r>
+              <w:rPr>
+                <w:rFonts w:ascii="Microsoft YaHei" w:hAnsi="Microsoft YaHei" w:eastAsia="Microsoft YaHei"/>
+                <w:b/>
+                <w:sz w:val="20"/>
+              </w:rPr>
+              <w:t>实际动作</w:t>
+            </w:r>
+          </w:p>
+        </w:tc>
+        <w:tc>
+          <w:tcPr>
+            <w:tcW w:type="dxa" w:w="1121"/>
+            <w:shd w:fill="EADFFF"/>
+          </w:tcPr>
+          <w:p>
+            <w:r/>
+            <w:r>
+              <w:rPr>
+                <w:rFonts w:ascii="Microsoft YaHei" w:hAnsi="Microsoft YaHei" w:eastAsia="Microsoft YaHei"/>
+                <w:b/>
+                <w:sz w:val="20"/>
+              </w:rPr>
+              <w:t>置信度</w:t>
+            </w:r>
+          </w:p>
+        </w:tc>
+        <w:tc>
+          <w:tcPr>
+            <w:tcW w:type="dxa" w:w="1121"/>
+            <w:shd w:fill="EADFFF"/>
+          </w:tcPr>
+          <w:p>
+            <w:r/>
+            <w:r>
+              <w:rPr>
+                <w:rFonts w:ascii="Microsoft YaHei" w:hAnsi="Microsoft YaHei" w:eastAsia="Microsoft YaHei"/>
+                <w:b/>
+                <w:sz w:val="20"/>
+              </w:rPr>
+              <w:t>响应时间(ms)</w:t>
+            </w:r>
+          </w:p>
+        </w:tc>
+        <w:tc>
+          <w:tcPr>
+            <w:tcW w:type="dxa" w:w="1121"/>
+            <w:shd w:fill="EADFFF"/>
+          </w:tcPr>
+          <w:p>
+            <w:r/>
+            <w:r>
+              <w:rPr>
+                <w:rFonts w:ascii="Microsoft YaHei" w:hAnsi="Microsoft YaHei" w:eastAsia="Microsoft YaHei"/>
+                <w:b/>
+                <w:sz w:val="20"/>
+              </w:rPr>
+              <w:t>结论</w:t>
             </w:r>
           </w:p>
         </w:tc>
@@ -1452,462 +2211,15 @@
       <w:tr>
         <w:tc>
           <w:tcPr>
-            <w:tcW w:type="dxa" w:w="3249"/>
+            <w:tcW w:type="dxa" w:w="1121"/>
           </w:tcPr>
           <w:p>
             <w:r/>
             <w:r>
               <w:rPr>
                 <w:rFonts w:ascii="Microsoft YaHei" w:hAnsi="Microsoft YaHei" w:eastAsia="Microsoft YaHei"/>
-                <w:sz w:val="21"/>
-              </w:rPr>
-              <w:t>首次可见响应时间</w:t>
-            </w:r>
-          </w:p>
-        </w:tc>
-        <w:tc>
-          <w:tcPr>
-            <w:tcW w:type="dxa" w:w="3249"/>
-          </w:tcPr>
-          <w:p>
-            <w:r/>
-            <w:r>
-              <w:rPr>
-                <w:rFonts w:ascii="Microsoft YaHei" w:hAnsi="Microsoft YaHei" w:eastAsia="Microsoft YaHei"/>
-                <w:sz w:val="21"/>
-              </w:rPr>
-              <w:t>提交输入到出现“AI 正在分析”</w:t>
-            </w:r>
-          </w:p>
-        </w:tc>
-        <w:tc>
-          <w:tcPr>
-            <w:tcW w:type="dxa" w:w="3249"/>
-          </w:tcPr>
-          <w:p>
-            <w:r/>
-            <w:r>
-              <w:rPr>
-                <w:rFonts w:ascii="Microsoft YaHei" w:hAnsi="Microsoft YaHei" w:eastAsia="Microsoft YaHei"/>
-                <w:sz w:val="21"/>
-              </w:rPr>
-              <w:t>= 0.5s</w:t>
-            </w:r>
-          </w:p>
-        </w:tc>
-      </w:tr>
-      <w:tr>
-        <w:tc>
-          <w:tcPr>
-            <w:tcW w:type="dxa" w:w="3249"/>
-          </w:tcPr>
-          <w:p>
-            <w:r/>
-            <w:r>
-              <w:rPr>
-                <w:rFonts w:ascii="Microsoft YaHei" w:hAnsi="Microsoft YaHei" w:eastAsia="Microsoft YaHei"/>
-                <w:sz w:val="21"/>
-              </w:rPr>
-              <w:t>AI 完整响应时间</w:t>
-            </w:r>
-          </w:p>
-        </w:tc>
-        <w:tc>
-          <w:tcPr>
-            <w:tcW w:type="dxa" w:w="3249"/>
-          </w:tcPr>
-          <w:p>
-            <w:r/>
-            <w:r>
-              <w:rPr>
-                <w:rFonts w:ascii="Microsoft YaHei" w:hAnsi="Microsoft YaHei" w:eastAsia="Microsoft YaHei"/>
-                <w:sz w:val="21"/>
-              </w:rPr>
-              <w:t>提交输入到展示答案</w:t>
-            </w:r>
-          </w:p>
-        </w:tc>
-        <w:tc>
-          <w:tcPr>
-            <w:tcW w:type="dxa" w:w="3249"/>
-          </w:tcPr>
-          <w:p>
-            <w:r/>
-            <w:r>
-              <w:rPr>
-                <w:rFonts w:ascii="Microsoft YaHei" w:hAnsi="Microsoft YaHei" w:eastAsia="Microsoft YaHei"/>
-                <w:sz w:val="21"/>
-              </w:rPr>
-              <w:t>= 3s</w:t>
-            </w:r>
-          </w:p>
-        </w:tc>
-      </w:tr>
-      <w:tr>
-        <w:tc>
-          <w:tcPr>
-            <w:tcW w:type="dxa" w:w="3249"/>
-          </w:tcPr>
-          <w:p>
-            <w:r/>
-            <w:r>
-              <w:rPr>
-                <w:rFonts w:ascii="Microsoft YaHei" w:hAnsi="Microsoft YaHei" w:eastAsia="Microsoft YaHei"/>
-                <w:sz w:val="21"/>
-              </w:rPr>
-              <w:t>匹配计算耗时</w:t>
-            </w:r>
-          </w:p>
-        </w:tc>
-        <w:tc>
-          <w:tcPr>
-            <w:tcW w:type="dxa" w:w="3249"/>
-          </w:tcPr>
-          <w:p>
-            <w:r/>
-            <w:r>
-              <w:rPr>
-                <w:rFonts w:ascii="Microsoft YaHei" w:hAnsi="Microsoft YaHei" w:eastAsia="Microsoft YaHei"/>
-                <w:sz w:val="21"/>
-              </w:rPr>
-              <w:t>50 人 Demo 池 Top 5 排序</w:t>
-            </w:r>
-          </w:p>
-        </w:tc>
-        <w:tc>
-          <w:tcPr>
-            <w:tcW w:type="dxa" w:w="3249"/>
-          </w:tcPr>
-          <w:p>
-            <w:r/>
-            <w:r>
-              <w:rPr>
-                <w:rFonts w:ascii="Microsoft YaHei" w:hAnsi="Microsoft YaHei" w:eastAsia="Microsoft YaHei"/>
-                <w:sz w:val="21"/>
-              </w:rPr>
-              <w:t>= 500ms</w:t>
-            </w:r>
-          </w:p>
-        </w:tc>
-      </w:tr>
-      <w:tr>
-        <w:tc>
-          <w:tcPr>
-            <w:tcW w:type="dxa" w:w="3249"/>
-          </w:tcPr>
-          <w:p>
-            <w:r/>
-            <w:r>
-              <w:rPr>
-                <w:rFonts w:ascii="Microsoft YaHei" w:hAnsi="Microsoft YaHei" w:eastAsia="Microsoft YaHei"/>
-                <w:sz w:val="21"/>
-              </w:rPr>
-              <w:t>Demo Call 建立时间</w:t>
-            </w:r>
-          </w:p>
-        </w:tc>
-        <w:tc>
-          <w:tcPr>
-            <w:tcW w:type="dxa" w:w="3249"/>
-          </w:tcPr>
-          <w:p>
-            <w:r/>
-            <w:r>
-              <w:rPr>
-                <w:rFonts w:ascii="Microsoft YaHei" w:hAnsi="Microsoft YaHei" w:eastAsia="Microsoft YaHei"/>
-                <w:sz w:val="21"/>
-              </w:rPr>
-              <w:t>匹配成功到通话页已接通</w:t>
-            </w:r>
-          </w:p>
-        </w:tc>
-        <w:tc>
-          <w:tcPr>
-            <w:tcW w:type="dxa" w:w="3249"/>
-          </w:tcPr>
-          <w:p>
-            <w:r/>
-            <w:r>
-              <w:rPr>
-                <w:rFonts w:ascii="Microsoft YaHei" w:hAnsi="Microsoft YaHei" w:eastAsia="Microsoft YaHei"/>
-                <w:sz w:val="21"/>
-              </w:rPr>
-              <w:t>= 5s</w:t>
-            </w:r>
-          </w:p>
-        </w:tc>
-      </w:tr>
-      <w:tr>
-        <w:tc>
-          <w:tcPr>
-            <w:tcW w:type="dxa" w:w="3249"/>
-          </w:tcPr>
-          <w:p>
-            <w:r/>
-            <w:r>
-              <w:rPr>
-                <w:rFonts w:ascii="Microsoft YaHei" w:hAnsi="Microsoft YaHei" w:eastAsia="Microsoft YaHei"/>
-                <w:sz w:val="21"/>
-              </w:rPr>
-              <w:t>SOS 触发反馈</w:t>
-            </w:r>
-          </w:p>
-        </w:tc>
-        <w:tc>
-          <w:tcPr>
-            <w:tcW w:type="dxa" w:w="3249"/>
-          </w:tcPr>
-          <w:p>
-            <w:r/>
-            <w:r>
-              <w:rPr>
-                <w:rFonts w:ascii="Microsoft YaHei" w:hAnsi="Microsoft YaHei" w:eastAsia="Microsoft YaHei"/>
-                <w:sz w:val="21"/>
-              </w:rPr>
-              <w:t>点击 SOS 到撤销窗口显示</w:t>
-            </w:r>
-          </w:p>
-        </w:tc>
-        <w:tc>
-          <w:tcPr>
-            <w:tcW w:type="dxa" w:w="3249"/>
-          </w:tcPr>
-          <w:p>
-            <w:r/>
-            <w:r>
-              <w:rPr>
-                <w:rFonts w:ascii="Microsoft YaHei" w:hAnsi="Microsoft YaHei" w:eastAsia="Microsoft YaHei"/>
-                <w:sz w:val="21"/>
-              </w:rPr>
-              <w:t>= 1s</w:t>
-            </w:r>
-          </w:p>
-        </w:tc>
-      </w:tr>
-    </w:tbl>
-    <w:p/>
-    <w:p>
-      <w:pPr>
-        <w:pStyle w:val="Heading2"/>
-      </w:pPr>
-      <w:r>
-        <w:rPr>
-          <w:rFonts w:ascii="Microsoft YaHei" w:hAnsi="Microsoft YaHei" w:eastAsia="Microsoft YaHei"/>
-          <w:sz w:val="28"/>
-        </w:rPr>
-        <w:t>4. 可复现实验记录模板</w:t>
-      </w:r>
-    </w:p>
-    <w:tbl>
-      <w:tblPr>
-        <w:tblStyle w:val="TableGrid"/>
-        <w:tblW w:type="auto" w:w="0"/>
-        <w:tblLook w:firstColumn="1" w:firstRow="1" w:lastColumn="0" w:lastRow="0" w:noHBand="0" w:noVBand="1" w:val="04A0"/>
-      </w:tblPr>
-      <w:tblGrid>
-        <w:gridCol w:w="1083"/>
-        <w:gridCol w:w="1083"/>
-        <w:gridCol w:w="1083"/>
-        <w:gridCol w:w="1083"/>
-        <w:gridCol w:w="1083"/>
-        <w:gridCol w:w="1083"/>
-        <w:gridCol w:w="1083"/>
-        <w:gridCol w:w="1083"/>
-        <w:gridCol w:w="1083"/>
-      </w:tblGrid>
-      <w:tr>
-        <w:tc>
-          <w:tcPr>
-            <w:tcW w:type="dxa" w:w="1083"/>
-          </w:tcPr>
-          <w:p>
-            <w:r>
-              <w:rPr>
-                <w:b/>
-              </w:rPr>
-            </w:r>
-            <w:r>
-              <w:rPr>
-                <w:rFonts w:ascii="Microsoft YaHei" w:hAnsi="Microsoft YaHei" w:eastAsia="Microsoft YaHei"/>
-                <w:b/>
-                <w:sz w:val="21"/>
-              </w:rPr>
-              <w:t>编号</w:t>
-            </w:r>
-          </w:p>
-        </w:tc>
-        <w:tc>
-          <w:tcPr>
-            <w:tcW w:type="dxa" w:w="1083"/>
-          </w:tcPr>
-          <w:p>
-            <w:r>
-              <w:rPr>
-                <w:b/>
-              </w:rPr>
-            </w:r>
-            <w:r>
-              <w:rPr>
-                <w:rFonts w:ascii="Microsoft YaHei" w:hAnsi="Microsoft YaHei" w:eastAsia="Microsoft YaHei"/>
-                <w:b/>
-                <w:sz w:val="21"/>
-              </w:rPr>
-              <w:t>输入</w:t>
-            </w:r>
-          </w:p>
-        </w:tc>
-        <w:tc>
-          <w:tcPr>
-            <w:tcW w:type="dxa" w:w="1083"/>
-          </w:tcPr>
-          <w:p>
-            <w:r>
-              <w:rPr>
-                <w:b/>
-              </w:rPr>
-            </w:r>
-            <w:r>
-              <w:rPr>
-                <w:rFonts w:ascii="Microsoft YaHei" w:hAnsi="Microsoft YaHei" w:eastAsia="Microsoft YaHei"/>
-                <w:b/>
-                <w:sz w:val="21"/>
-              </w:rPr>
-              <w:t>期望意图</w:t>
-            </w:r>
-          </w:p>
-        </w:tc>
-        <w:tc>
-          <w:tcPr>
-            <w:tcW w:type="dxa" w:w="1083"/>
-          </w:tcPr>
-          <w:p>
-            <w:r>
-              <w:rPr>
-                <w:b/>
-              </w:rPr>
-            </w:r>
-            <w:r>
-              <w:rPr>
-                <w:rFonts w:ascii="Microsoft YaHei" w:hAnsi="Microsoft YaHei" w:eastAsia="Microsoft YaHei"/>
-                <w:b/>
-                <w:sz w:val="21"/>
-              </w:rPr>
-              <w:t>实际意图</w:t>
-            </w:r>
-          </w:p>
-        </w:tc>
-        <w:tc>
-          <w:tcPr>
-            <w:tcW w:type="dxa" w:w="1083"/>
-          </w:tcPr>
-          <w:p>
-            <w:r>
-              <w:rPr>
-                <w:b/>
-              </w:rPr>
-            </w:r>
-            <w:r>
-              <w:rPr>
-                <w:rFonts w:ascii="Microsoft YaHei" w:hAnsi="Microsoft YaHei" w:eastAsia="Microsoft YaHei"/>
-                <w:b/>
-                <w:sz w:val="21"/>
-              </w:rPr>
-              <w:t>期望动作</w:t>
-            </w:r>
-          </w:p>
-        </w:tc>
-        <w:tc>
-          <w:tcPr>
-            <w:tcW w:type="dxa" w:w="1083"/>
-          </w:tcPr>
-          <w:p>
-            <w:r>
-              <w:rPr>
-                <w:b/>
-              </w:rPr>
-            </w:r>
-            <w:r>
-              <w:rPr>
-                <w:rFonts w:ascii="Microsoft YaHei" w:hAnsi="Microsoft YaHei" w:eastAsia="Microsoft YaHei"/>
-                <w:b/>
-                <w:sz w:val="21"/>
-              </w:rPr>
-              <w:t>实际动作</w:t>
-            </w:r>
-          </w:p>
-        </w:tc>
-        <w:tc>
-          <w:tcPr>
-            <w:tcW w:type="dxa" w:w="1083"/>
-          </w:tcPr>
-          <w:p>
-            <w:r>
-              <w:rPr>
-                <w:b/>
-              </w:rPr>
-            </w:r>
-            <w:r>
-              <w:rPr>
-                <w:rFonts w:ascii="Microsoft YaHei" w:hAnsi="Microsoft YaHei" w:eastAsia="Microsoft YaHei"/>
-                <w:b/>
-                <w:sz w:val="21"/>
-              </w:rPr>
-              <w:t>置信度</w:t>
-            </w:r>
-          </w:p>
-        </w:tc>
-        <w:tc>
-          <w:tcPr>
-            <w:tcW w:type="dxa" w:w="1083"/>
-          </w:tcPr>
-          <w:p>
-            <w:r>
-              <w:rPr>
-                <w:b/>
-              </w:rPr>
-            </w:r>
-            <w:r>
-              <w:rPr>
-                <w:rFonts w:ascii="Microsoft YaHei" w:hAnsi="Microsoft YaHei" w:eastAsia="Microsoft YaHei"/>
-                <w:b/>
-                <w:sz w:val="21"/>
-              </w:rPr>
-              <w:t>响应时间(ms)</w:t>
-            </w:r>
-          </w:p>
-        </w:tc>
-        <w:tc>
-          <w:tcPr>
-            <w:tcW w:type="dxa" w:w="1083"/>
-          </w:tcPr>
-          <w:p>
-            <w:r>
-              <w:rPr>
-                <w:b/>
-              </w:rPr>
-            </w:r>
-            <w:r>
-              <w:rPr>
-                <w:rFonts w:ascii="Microsoft YaHei" w:hAnsi="Microsoft YaHei" w:eastAsia="Microsoft YaHei"/>
-                <w:b/>
-                <w:sz w:val="21"/>
-              </w:rPr>
-              <w:t>是否通过</w:t>
-            </w:r>
-          </w:p>
-        </w:tc>
-      </w:tr>
-      <w:tr>
-        <w:tc>
-          <w:tcPr>
-            <w:tcW w:type="dxa" w:w="1083"/>
-          </w:tcPr>
-          <w:p>
-            <w:r/>
-            <w:r>
-              <w:rPr>
-                <w:rFonts w:ascii="Microsoft YaHei" w:hAnsi="Microsoft YaHei" w:eastAsia="Microsoft YaHei"/>
-                <w:sz w:val="21"/>
+                <w:b w:val="0"/>
+                <w:sz w:val="19"/>
               </w:rPr>
               <w:t>T001</w:t>
             </w:r>
@@ -1915,14 +2227,15 @@
         </w:tc>
         <w:tc>
           <w:tcPr>
-            <w:tcW w:type="dxa" w:w="1083"/>
+            <w:tcW w:type="dxa" w:w="1121"/>
           </w:tcPr>
           <w:p>
             <w:r/>
             <w:r>
               <w:rPr>
                 <w:rFonts w:ascii="Microsoft YaHei" w:hAnsi="Microsoft YaHei" w:eastAsia="Microsoft YaHei"/>
-                <w:sz w:val="21"/>
+                <w:b w:val="0"/>
+                <w:sz w:val="19"/>
               </w:rPr>
               <w:t>帮我读药品盒</w:t>
             </w:r>
@@ -1930,14 +2243,15 @@
         </w:tc>
         <w:tc>
           <w:tcPr>
-            <w:tcW w:type="dxa" w:w="1083"/>
+            <w:tcW w:type="dxa" w:w="1121"/>
           </w:tcPr>
           <w:p>
             <w:r/>
             <w:r>
               <w:rPr>
                 <w:rFonts w:ascii="Microsoft YaHei" w:hAnsi="Microsoft YaHei" w:eastAsia="Microsoft YaHei"/>
-                <w:sz w:val="21"/>
+                <w:b w:val="0"/>
+                <w:sz w:val="19"/>
               </w:rPr>
               <w:t>medicine_check</w:t>
             </w:r>
@@ -1945,85 +2259,91 @@
         </w:tc>
         <w:tc>
           <w:tcPr>
-            <w:tcW w:type="dxa" w:w="1083"/>
+            <w:tcW w:type="dxa" w:w="1121"/>
           </w:tcPr>
           <w:p>
             <w:r/>
             <w:r>
               <w:rPr>
                 <w:rFonts w:ascii="Microsoft YaHei" w:hAnsi="Microsoft YaHei" w:eastAsia="Microsoft YaHei"/>
-                <w:sz w:val="21"/>
+                <w:b w:val="0"/>
+                <w:sz w:val="19"/>
               </w:rPr>
             </w:r>
           </w:p>
         </w:tc>
         <w:tc>
           <w:tcPr>
-            <w:tcW w:type="dxa" w:w="1083"/>
+            <w:tcW w:type="dxa" w:w="1121"/>
           </w:tcPr>
           <w:p>
             <w:r/>
             <w:r>
               <w:rPr>
                 <w:rFonts w:ascii="Microsoft YaHei" w:hAnsi="Microsoft YaHei" w:eastAsia="Microsoft YaHei"/>
-                <w:sz w:val="21"/>
+                <w:b w:val="0"/>
+                <w:sz w:val="19"/>
               </w:rPr>
-              <w:t>answer/match_volunteer</w:t>
+              <w:t>answer / match_volunteer</w:t>
             </w:r>
           </w:p>
         </w:tc>
         <w:tc>
           <w:tcPr>
-            <w:tcW w:type="dxa" w:w="1083"/>
+            <w:tcW w:type="dxa" w:w="1121"/>
           </w:tcPr>
           <w:p>
             <w:r/>
             <w:r>
               <w:rPr>
                 <w:rFonts w:ascii="Microsoft YaHei" w:hAnsi="Microsoft YaHei" w:eastAsia="Microsoft YaHei"/>
-                <w:sz w:val="21"/>
+                <w:b w:val="0"/>
+                <w:sz w:val="19"/>
               </w:rPr>
             </w:r>
           </w:p>
         </w:tc>
         <w:tc>
           <w:tcPr>
-            <w:tcW w:type="dxa" w:w="1083"/>
+            <w:tcW w:type="dxa" w:w="1121"/>
           </w:tcPr>
           <w:p>
             <w:r/>
             <w:r>
               <w:rPr>
                 <w:rFonts w:ascii="Microsoft YaHei" w:hAnsi="Microsoft YaHei" w:eastAsia="Microsoft YaHei"/>
-                <w:sz w:val="21"/>
+                <w:b w:val="0"/>
+                <w:sz w:val="19"/>
               </w:rPr>
             </w:r>
           </w:p>
         </w:tc>
         <w:tc>
           <w:tcPr>
-            <w:tcW w:type="dxa" w:w="1083"/>
+            <w:tcW w:type="dxa" w:w="1121"/>
           </w:tcPr>
           <w:p>
             <w:r/>
             <w:r>
               <w:rPr>
                 <w:rFonts w:ascii="Microsoft YaHei" w:hAnsi="Microsoft YaHei" w:eastAsia="Microsoft YaHei"/>
-                <w:sz w:val="21"/>
+                <w:b w:val="0"/>
+                <w:sz w:val="19"/>
               </w:rPr>
             </w:r>
           </w:p>
         </w:tc>
         <w:tc>
           <w:tcPr>
-            <w:tcW w:type="dxa" w:w="1083"/>
+            <w:tcW w:type="dxa" w:w="1121"/>
           </w:tcPr>
           <w:p>
             <w:r/>
             <w:r>
               <w:rPr>
                 <w:rFonts w:ascii="Microsoft YaHei" w:hAnsi="Microsoft YaHei" w:eastAsia="Microsoft YaHei"/>
-                <w:sz w:val="21"/>
+                <w:b w:val="0"/>
+                <w:sz w:val="19"/>
               </w:rPr>
             </w:r>
           </w:p>
@@ -2032,14 +2352,16 @@
       <w:tr>
         <w:tc>
           <w:tcPr>
-            <w:tcW w:type="dxa" w:w="1083"/>
+            <w:tcW w:type="dxa" w:w="1121"/>
+            <w:shd w:fill="F8FFF2"/>
           </w:tcPr>
           <w:p>
             <w:r/>
             <w:r>
               <w:rPr>
                 <w:rFonts w:ascii="Microsoft YaHei" w:hAnsi="Microsoft YaHei" w:eastAsia="Microsoft YaHei"/>
-                <w:sz w:val="21"/>
+                <w:b w:val="0"/>
+                <w:sz w:val="19"/>
               </w:rPr>
               <w:t>T002</w:t>
             </w:r>
@@ -2047,14 +2369,16 @@
         </w:tc>
         <w:tc>
           <w:tcPr>
-            <w:tcW w:type="dxa" w:w="1083"/>
+            <w:tcW w:type="dxa" w:w="1121"/>
+            <w:shd w:fill="F8FFF2"/>
           </w:tcPr>
           <w:p>
             <w:r/>
             <w:r>
               <w:rPr>
                 <w:rFonts w:ascii="Microsoft YaHei" w:hAnsi="Microsoft YaHei" w:eastAsia="Microsoft YaHei"/>
-                <w:sz w:val="21"/>
+                <w:b w:val="0"/>
+                <w:sz w:val="19"/>
               </w:rPr>
               <w:t>我迷路了，天黑了</w:t>
             </w:r>
@@ -2062,14 +2386,16 @@
         </w:tc>
         <w:tc>
           <w:tcPr>
-            <w:tcW w:type="dxa" w:w="1083"/>
+            <w:tcW w:type="dxa" w:w="1121"/>
+            <w:shd w:fill="F8FFF2"/>
           </w:tcPr>
           <w:p>
             <w:r/>
             <w:r>
               <w:rPr>
                 <w:rFonts w:ascii="Microsoft YaHei" w:hAnsi="Microsoft YaHei" w:eastAsia="Microsoft YaHei"/>
-                <w:sz w:val="21"/>
+                <w:b w:val="0"/>
+                <w:sz w:val="19"/>
               </w:rPr>
               <w:t>emergency</w:t>
             </w:r>
@@ -2077,28 +2403,32 @@
         </w:tc>
         <w:tc>
           <w:tcPr>
-            <w:tcW w:type="dxa" w:w="1083"/>
+            <w:tcW w:type="dxa" w:w="1121"/>
+            <w:shd w:fill="F8FFF2"/>
           </w:tcPr>
           <w:p>
             <w:r/>
             <w:r>
               <w:rPr>
                 <w:rFonts w:ascii="Microsoft YaHei" w:hAnsi="Microsoft YaHei" w:eastAsia="Microsoft YaHei"/>
-                <w:sz w:val="21"/>
+                <w:b w:val="0"/>
+                <w:sz w:val="19"/>
               </w:rPr>
             </w:r>
           </w:p>
         </w:tc>
         <w:tc>
           <w:tcPr>
-            <w:tcW w:type="dxa" w:w="1083"/>
+            <w:tcW w:type="dxa" w:w="1121"/>
+            <w:shd w:fill="F8FFF2"/>
           </w:tcPr>
           <w:p>
             <w:r/>
             <w:r>
               <w:rPr>
                 <w:rFonts w:ascii="Microsoft YaHei" w:hAnsi="Microsoft YaHei" w:eastAsia="Microsoft YaHei"/>
-                <w:sz w:val="21"/>
+                <w:b w:val="0"/>
+                <w:sz w:val="19"/>
               </w:rPr>
               <w:t>trigger_sos</w:t>
             </w:r>
@@ -2106,56 +2436,64 @@
         </w:tc>
         <w:tc>
           <w:tcPr>
-            <w:tcW w:type="dxa" w:w="1083"/>
+            <w:tcW w:type="dxa" w:w="1121"/>
+            <w:shd w:fill="F8FFF2"/>
           </w:tcPr>
           <w:p>
             <w:r/>
             <w:r>
               <w:rPr>
                 <w:rFonts w:ascii="Microsoft YaHei" w:hAnsi="Microsoft YaHei" w:eastAsia="Microsoft YaHei"/>
-                <w:sz w:val="21"/>
+                <w:b w:val="0"/>
+                <w:sz w:val="19"/>
               </w:rPr>
             </w:r>
           </w:p>
         </w:tc>
         <w:tc>
           <w:tcPr>
-            <w:tcW w:type="dxa" w:w="1083"/>
+            <w:tcW w:type="dxa" w:w="1121"/>
+            <w:shd w:fill="F8FFF2"/>
           </w:tcPr>
           <w:p>
             <w:r/>
             <w:r>
               <w:rPr>
                 <w:rFonts w:ascii="Microsoft YaHei" w:hAnsi="Microsoft YaHei" w:eastAsia="Microsoft YaHei"/>
-                <w:sz w:val="21"/>
+                <w:b w:val="0"/>
+                <w:sz w:val="19"/>
               </w:rPr>
             </w:r>
           </w:p>
         </w:tc>
         <w:tc>
           <w:tcPr>
-            <w:tcW w:type="dxa" w:w="1083"/>
+            <w:tcW w:type="dxa" w:w="1121"/>
+            <w:shd w:fill="F8FFF2"/>
           </w:tcPr>
           <w:p>
             <w:r/>
             <w:r>
               <w:rPr>
                 <w:rFonts w:ascii="Microsoft YaHei" w:hAnsi="Microsoft YaHei" w:eastAsia="Microsoft YaHei"/>
-                <w:sz w:val="21"/>
+                <w:b w:val="0"/>
+                <w:sz w:val="19"/>
               </w:rPr>
             </w:r>
           </w:p>
         </w:tc>
         <w:tc>
           <w:tcPr>
-            <w:tcW w:type="dxa" w:w="1083"/>
+            <w:tcW w:type="dxa" w:w="1121"/>
+            <w:shd w:fill="F8FFF2"/>
           </w:tcPr>
           <w:p>
             <w:r/>
             <w:r>
               <w:rPr>
                 <w:rFonts w:ascii="Microsoft YaHei" w:hAnsi="Microsoft YaHei" w:eastAsia="Microsoft YaHei"/>
-                <w:sz w:val="21"/>
+                <w:b w:val="0"/>
+                <w:sz w:val="19"/>
               </w:rPr>
             </w:r>
           </w:p>
@@ -2164,14 +2502,15 @@
       <w:tr>
         <w:tc>
           <w:tcPr>
-            <w:tcW w:type="dxa" w:w="1083"/>
+            <w:tcW w:type="dxa" w:w="1121"/>
           </w:tcPr>
           <w:p>
             <w:r/>
             <w:r>
               <w:rPr>
                 <w:rFonts w:ascii="Microsoft YaHei" w:hAnsi="Microsoft YaHei" w:eastAsia="Microsoft YaHei"/>
-                <w:sz w:val="21"/>
+                <w:b w:val="0"/>
+                <w:sz w:val="19"/>
               </w:rPr>
               <w:t>T003</w:t>
             </w:r>
@@ -2179,14 +2518,15 @@
         </w:tc>
         <w:tc>
           <w:tcPr>
-            <w:tcW w:type="dxa" w:w="1083"/>
+            <w:tcW w:type="dxa" w:w="1121"/>
           </w:tcPr>
           <w:p>
             <w:r/>
             <w:r>
               <w:rPr>
                 <w:rFonts w:ascii="Microsoft YaHei" w:hAnsi="Microsoft YaHei" w:eastAsia="Microsoft YaHei"/>
-                <w:sz w:val="21"/>
+                <w:b w:val="0"/>
+                <w:sz w:val="19"/>
               </w:rPr>
               <w:t>前面是什么</w:t>
             </w:r>
@@ -2194,14 +2534,15 @@
         </w:tc>
         <w:tc>
           <w:tcPr>
-            <w:tcW w:type="dxa" w:w="1083"/>
+            <w:tcW w:type="dxa" w:w="1121"/>
           </w:tcPr>
           <w:p>
             <w:r/>
             <w:r>
               <w:rPr>
                 <w:rFonts w:ascii="Microsoft YaHei" w:hAnsi="Microsoft YaHei" w:eastAsia="Microsoft YaHei"/>
-                <w:sz w:val="21"/>
+                <w:b w:val="0"/>
+                <w:sz w:val="19"/>
               </w:rPr>
               <w:t>scene_describe</w:t>
             </w:r>
@@ -2209,85 +2550,91 @@
         </w:tc>
         <w:tc>
           <w:tcPr>
-            <w:tcW w:type="dxa" w:w="1083"/>
+            <w:tcW w:type="dxa" w:w="1121"/>
           </w:tcPr>
           <w:p>
             <w:r/>
             <w:r>
               <w:rPr>
                 <w:rFonts w:ascii="Microsoft YaHei" w:hAnsi="Microsoft YaHei" w:eastAsia="Microsoft YaHei"/>
-                <w:sz w:val="21"/>
+                <w:b w:val="0"/>
+                <w:sz w:val="19"/>
               </w:rPr>
             </w:r>
           </w:p>
         </w:tc>
         <w:tc>
           <w:tcPr>
-            <w:tcW w:type="dxa" w:w="1083"/>
+            <w:tcW w:type="dxa" w:w="1121"/>
           </w:tcPr>
           <w:p>
             <w:r/>
             <w:r>
               <w:rPr>
                 <w:rFonts w:ascii="Microsoft YaHei" w:hAnsi="Microsoft YaHei" w:eastAsia="Microsoft YaHei"/>
-                <w:sz w:val="21"/>
+                <w:b w:val="0"/>
+                <w:sz w:val="19"/>
               </w:rPr>
-              <w:t>answer</w:t>
+              <w:t>answer / ask_followup</w:t>
             </w:r>
           </w:p>
         </w:tc>
         <w:tc>
           <w:tcPr>
-            <w:tcW w:type="dxa" w:w="1083"/>
+            <w:tcW w:type="dxa" w:w="1121"/>
           </w:tcPr>
           <w:p>
             <w:r/>
             <w:r>
               <w:rPr>
                 <w:rFonts w:ascii="Microsoft YaHei" w:hAnsi="Microsoft YaHei" w:eastAsia="Microsoft YaHei"/>
-                <w:sz w:val="21"/>
+                <w:b w:val="0"/>
+                <w:sz w:val="19"/>
               </w:rPr>
             </w:r>
           </w:p>
         </w:tc>
         <w:tc>
           <w:tcPr>
-            <w:tcW w:type="dxa" w:w="1083"/>
+            <w:tcW w:type="dxa" w:w="1121"/>
           </w:tcPr>
           <w:p>
             <w:r/>
             <w:r>
               <w:rPr>
                 <w:rFonts w:ascii="Microsoft YaHei" w:hAnsi="Microsoft YaHei" w:eastAsia="Microsoft YaHei"/>
-                <w:sz w:val="21"/>
+                <w:b w:val="0"/>
+                <w:sz w:val="19"/>
               </w:rPr>
             </w:r>
           </w:p>
         </w:tc>
         <w:tc>
           <w:tcPr>
-            <w:tcW w:type="dxa" w:w="1083"/>
+            <w:tcW w:type="dxa" w:w="1121"/>
           </w:tcPr>
           <w:p>
             <w:r/>
             <w:r>
               <w:rPr>
                 <w:rFonts w:ascii="Microsoft YaHei" w:hAnsi="Microsoft YaHei" w:eastAsia="Microsoft YaHei"/>
-                <w:sz w:val="21"/>
+                <w:b w:val="0"/>
+                <w:sz w:val="19"/>
               </w:rPr>
             </w:r>
           </w:p>
         </w:tc>
         <w:tc>
           <w:tcPr>
-            <w:tcW w:type="dxa" w:w="1083"/>
+            <w:tcW w:type="dxa" w:w="1121"/>
           </w:tcPr>
           <w:p>
             <w:r/>
             <w:r>
               <w:rPr>
                 <w:rFonts w:ascii="Microsoft YaHei" w:hAnsi="Microsoft YaHei" w:eastAsia="Microsoft YaHei"/>
-                <w:sz w:val="21"/>
+                <w:b w:val="0"/>
+                <w:sz w:val="19"/>
               </w:rPr>
             </w:r>
           </w:p>
@@ -2296,14 +2643,16 @@
       <w:tr>
         <w:tc>
           <w:tcPr>
-            <w:tcW w:type="dxa" w:w="1083"/>
+            <w:tcW w:type="dxa" w:w="1121"/>
+            <w:shd w:fill="F8FFF2"/>
           </w:tcPr>
           <w:p>
             <w:r/>
             <w:r>
               <w:rPr>
                 <w:rFonts w:ascii="Microsoft YaHei" w:hAnsi="Microsoft YaHei" w:eastAsia="Microsoft YaHei"/>
-                <w:sz w:val="21"/>
+                <w:b w:val="0"/>
+                <w:sz w:val="19"/>
               </w:rPr>
               <w:t>T004</w:t>
             </w:r>
@@ -2311,14 +2660,16 @@
         </w:tc>
         <w:tc>
           <w:tcPr>
-            <w:tcW w:type="dxa" w:w="1083"/>
+            <w:tcW w:type="dxa" w:w="1121"/>
+            <w:shd w:fill="F8FFF2"/>
           </w:tcPr>
           <w:p>
             <w:r/>
             <w:r>
               <w:rPr>
                 <w:rFonts w:ascii="Microsoft YaHei" w:hAnsi="Microsoft YaHei" w:eastAsia="Microsoft YaHei"/>
-                <w:sz w:val="21"/>
+                <w:b w:val="0"/>
+                <w:sz w:val="19"/>
               </w:rPr>
               <w:t>我需要真人帮忙</w:t>
             </w:r>
@@ -2326,14 +2677,16 @@
         </w:tc>
         <w:tc>
           <w:tcPr>
-            <w:tcW w:type="dxa" w:w="1083"/>
+            <w:tcW w:type="dxa" w:w="1121"/>
+            <w:shd w:fill="F8FFF2"/>
           </w:tcPr>
           <w:p>
             <w:r/>
             <w:r>
               <w:rPr>
                 <w:rFonts w:ascii="Microsoft YaHei" w:hAnsi="Microsoft YaHei" w:eastAsia="Microsoft YaHei"/>
-                <w:sz w:val="21"/>
+                <w:b w:val="0"/>
+                <w:sz w:val="19"/>
               </w:rPr>
               <w:t>human_handoff</w:t>
             </w:r>
@@ -2341,28 +2694,32 @@
         </w:tc>
         <w:tc>
           <w:tcPr>
-            <w:tcW w:type="dxa" w:w="1083"/>
+            <w:tcW w:type="dxa" w:w="1121"/>
+            <w:shd w:fill="F8FFF2"/>
           </w:tcPr>
           <w:p>
             <w:r/>
             <w:r>
               <w:rPr>
                 <w:rFonts w:ascii="Microsoft YaHei" w:hAnsi="Microsoft YaHei" w:eastAsia="Microsoft YaHei"/>
-                <w:sz w:val="21"/>
+                <w:b w:val="0"/>
+                <w:sz w:val="19"/>
               </w:rPr>
             </w:r>
           </w:p>
         </w:tc>
         <w:tc>
           <w:tcPr>
-            <w:tcW w:type="dxa" w:w="1083"/>
+            <w:tcW w:type="dxa" w:w="1121"/>
+            <w:shd w:fill="F8FFF2"/>
           </w:tcPr>
           <w:p>
             <w:r/>
             <w:r>
               <w:rPr>
                 <w:rFonts w:ascii="Microsoft YaHei" w:hAnsi="Microsoft YaHei" w:eastAsia="Microsoft YaHei"/>
-                <w:sz w:val="21"/>
+                <w:b w:val="0"/>
+                <w:sz w:val="19"/>
               </w:rPr>
               <w:t>match_volunteer</w:t>
             </w:r>
@@ -2370,56 +2727,205 @@
         </w:tc>
         <w:tc>
           <w:tcPr>
-            <w:tcW w:type="dxa" w:w="1083"/>
+            <w:tcW w:type="dxa" w:w="1121"/>
+            <w:shd w:fill="F8FFF2"/>
           </w:tcPr>
           <w:p>
             <w:r/>
             <w:r>
               <w:rPr>
                 <w:rFonts w:ascii="Microsoft YaHei" w:hAnsi="Microsoft YaHei" w:eastAsia="Microsoft YaHei"/>
-                <w:sz w:val="21"/>
+                <w:b w:val="0"/>
+                <w:sz w:val="19"/>
               </w:rPr>
             </w:r>
           </w:p>
         </w:tc>
         <w:tc>
           <w:tcPr>
-            <w:tcW w:type="dxa" w:w="1083"/>
+            <w:tcW w:type="dxa" w:w="1121"/>
+            <w:shd w:fill="F8FFF2"/>
           </w:tcPr>
           <w:p>
             <w:r/>
             <w:r>
               <w:rPr>
                 <w:rFonts w:ascii="Microsoft YaHei" w:hAnsi="Microsoft YaHei" w:eastAsia="Microsoft YaHei"/>
-                <w:sz w:val="21"/>
+                <w:b w:val="0"/>
+                <w:sz w:val="19"/>
               </w:rPr>
             </w:r>
           </w:p>
         </w:tc>
         <w:tc>
           <w:tcPr>
-            <w:tcW w:type="dxa" w:w="1083"/>
+            <w:tcW w:type="dxa" w:w="1121"/>
+            <w:shd w:fill="F8FFF2"/>
           </w:tcPr>
           <w:p>
             <w:r/>
             <w:r>
               <w:rPr>
                 <w:rFonts w:ascii="Microsoft YaHei" w:hAnsi="Microsoft YaHei" w:eastAsia="Microsoft YaHei"/>
-                <w:sz w:val="21"/>
+                <w:b w:val="0"/>
+                <w:sz w:val="19"/>
               </w:rPr>
             </w:r>
           </w:p>
         </w:tc>
         <w:tc>
           <w:tcPr>
-            <w:tcW w:type="dxa" w:w="1083"/>
+            <w:tcW w:type="dxa" w:w="1121"/>
+            <w:shd w:fill="F8FFF2"/>
           </w:tcPr>
           <w:p>
             <w:r/>
             <w:r>
               <w:rPr>
                 <w:rFonts w:ascii="Microsoft YaHei" w:hAnsi="Microsoft YaHei" w:eastAsia="Microsoft YaHei"/>
-                <w:sz w:val="21"/>
+                <w:b w:val="0"/>
+                <w:sz w:val="19"/>
+              </w:rPr>
+            </w:r>
+          </w:p>
+        </w:tc>
+      </w:tr>
+      <w:tr>
+        <w:tc>
+          <w:tcPr>
+            <w:tcW w:type="dxa" w:w="1121"/>
+          </w:tcPr>
+          <w:p>
+            <w:r/>
+            <w:r>
+              <w:rPr>
+                <w:rFonts w:ascii="Microsoft YaHei" w:hAnsi="Microsoft YaHei" w:eastAsia="Microsoft YaHei"/>
+                <w:b w:val="0"/>
+                <w:sz w:val="19"/>
+              </w:rPr>
+              <w:t>T005</w:t>
+            </w:r>
+          </w:p>
+        </w:tc>
+        <w:tc>
+          <w:tcPr>
+            <w:tcW w:type="dxa" w:w="1121"/>
+          </w:tcPr>
+          <w:p>
+            <w:r/>
+            <w:r>
+              <w:rPr>
+                <w:rFonts w:ascii="Microsoft YaHei" w:hAnsi="Microsoft YaHei" w:eastAsia="Microsoft YaHei"/>
+                <w:b w:val="0"/>
+                <w:sz w:val="19"/>
+              </w:rPr>
+              <w:t>这张是 10 元还是 100 元</w:t>
+            </w:r>
+          </w:p>
+        </w:tc>
+        <w:tc>
+          <w:tcPr>
+            <w:tcW w:type="dxa" w:w="1121"/>
+          </w:tcPr>
+          <w:p>
+            <w:r/>
+            <w:r>
+              <w:rPr>
+                <w:rFonts w:ascii="Microsoft YaHei" w:hAnsi="Microsoft YaHei" w:eastAsia="Microsoft YaHei"/>
+                <w:b w:val="0"/>
+                <w:sz w:val="19"/>
+              </w:rPr>
+              <w:t>money_identify</w:t>
+            </w:r>
+          </w:p>
+        </w:tc>
+        <w:tc>
+          <w:tcPr>
+            <w:tcW w:type="dxa" w:w="1121"/>
+          </w:tcPr>
+          <w:p>
+            <w:r/>
+            <w:r>
+              <w:rPr>
+                <w:rFonts w:ascii="Microsoft YaHei" w:hAnsi="Microsoft YaHei" w:eastAsia="Microsoft YaHei"/>
+                <w:b w:val="0"/>
+                <w:sz w:val="19"/>
+              </w:rPr>
+            </w:r>
+          </w:p>
+        </w:tc>
+        <w:tc>
+          <w:tcPr>
+            <w:tcW w:type="dxa" w:w="1121"/>
+          </w:tcPr>
+          <w:p>
+            <w:r/>
+            <w:r>
+              <w:rPr>
+                <w:rFonts w:ascii="Microsoft YaHei" w:hAnsi="Microsoft YaHei" w:eastAsia="Microsoft YaHei"/>
+                <w:b w:val="0"/>
+                <w:sz w:val="19"/>
+              </w:rPr>
+              <w:t>answer / ask_followup</w:t>
+            </w:r>
+          </w:p>
+        </w:tc>
+        <w:tc>
+          <w:tcPr>
+            <w:tcW w:type="dxa" w:w="1121"/>
+          </w:tcPr>
+          <w:p>
+            <w:r/>
+            <w:r>
+              <w:rPr>
+                <w:rFonts w:ascii="Microsoft YaHei" w:hAnsi="Microsoft YaHei" w:eastAsia="Microsoft YaHei"/>
+                <w:b w:val="0"/>
+                <w:sz w:val="19"/>
+              </w:rPr>
+            </w:r>
+          </w:p>
+        </w:tc>
+        <w:tc>
+          <w:tcPr>
+            <w:tcW w:type="dxa" w:w="1121"/>
+          </w:tcPr>
+          <w:p>
+            <w:r/>
+            <w:r>
+              <w:rPr>
+                <w:rFonts w:ascii="Microsoft YaHei" w:hAnsi="Microsoft YaHei" w:eastAsia="Microsoft YaHei"/>
+                <w:b w:val="0"/>
+                <w:sz w:val="19"/>
+              </w:rPr>
+            </w:r>
+          </w:p>
+        </w:tc>
+        <w:tc>
+          <w:tcPr>
+            <w:tcW w:type="dxa" w:w="1121"/>
+          </w:tcPr>
+          <w:p>
+            <w:r/>
+            <w:r>
+              <w:rPr>
+                <w:rFonts w:ascii="Microsoft YaHei" w:hAnsi="Microsoft YaHei" w:eastAsia="Microsoft YaHei"/>
+                <w:b w:val="0"/>
+                <w:sz w:val="19"/>
+              </w:rPr>
+            </w:r>
+          </w:p>
+        </w:tc>
+        <w:tc>
+          <w:tcPr>
+            <w:tcW w:type="dxa" w:w="1121"/>
+          </w:tcPr>
+          <w:p>
+            <w:r/>
+            <w:r>
+              <w:rPr>
+                <w:rFonts w:ascii="Microsoft YaHei" w:hAnsi="Microsoft YaHei" w:eastAsia="Microsoft YaHei"/>
+                <w:b w:val="0"/>
+                <w:sz w:val="19"/>
               </w:rPr>
             </w:r>
           </w:p>
@@ -2427,18 +2933,203 @@
       </w:tr>
     </w:tbl>
     <w:p/>
+    <w:p/>
     <w:p>
       <w:pPr>
         <w:pStyle w:val="Heading2"/>
       </w:pPr>
       <w:r>
+        <w:t>6. 匹配算法验证</w:t>
+      </w:r>
+    </w:p>
+    <w:p/>
+    <w:p>
+      <w:r>
         <w:rPr>
           <w:rFonts w:ascii="Microsoft YaHei" w:hAnsi="Microsoft YaHei" w:eastAsia="Microsoft YaHei"/>
-          <w:sz w:val="28"/>
+          <w:sz w:val="21"/>
         </w:rPr>
-        <w:t>5. 和基线方案对比</w:t>
+        <w:t>匹配模块以 Top 5 候选志愿者为输出，核心不是找到“最近的人”，而是找到“最适合处理当前需求的人”。</w:t>
       </w:r>
     </w:p>
+    <w:p/>
+    <w:p>
+      <w:pPr>
+        <w:spacing w:after="20"/>
+        <w:ind w:left="283"/>
+        <w:shd w:fill="F3F4F6"/>
+      </w:pPr>
+      <w:r>
+        <w:rPr>
+          <w:rFonts w:ascii="Consolas" w:hAnsi="Consolas"/>
+          <w:sz w:val="18"/>
+        </w:rPr>
+        <w:t>score =</w:t>
+      </w:r>
+    </w:p>
+    <w:p>
+      <w:pPr>
+        <w:spacing w:after="20"/>
+        <w:ind w:left="283"/>
+        <w:shd w:fill="F3F4F6"/>
+      </w:pPr>
+      <w:r>
+        <w:rPr>
+          <w:rFonts w:ascii="Consolas" w:hAnsi="Consolas"/>
+          <w:sz w:val="18"/>
+        </w:rPr>
+        <w:t xml:space="preserve">  0.30 * availability_score</w:t>
+      </w:r>
+    </w:p>
+    <w:p>
+      <w:pPr>
+        <w:spacing w:after="20"/>
+        <w:ind w:left="283"/>
+        <w:shd w:fill="F3F4F6"/>
+      </w:pPr>
+      <w:r>
+        <w:rPr>
+          <w:rFonts w:ascii="Consolas" w:hAnsi="Consolas"/>
+          <w:sz w:val="18"/>
+        </w:rPr>
+        <w:t>+ 0.25 * distance_score</w:t>
+      </w:r>
+    </w:p>
+    <w:p>
+      <w:pPr>
+        <w:spacing w:after="20"/>
+        <w:ind w:left="283"/>
+        <w:shd w:fill="F3F4F6"/>
+      </w:pPr>
+      <w:r>
+        <w:rPr>
+          <w:rFonts w:ascii="Consolas" w:hAnsi="Consolas"/>
+          <w:sz w:val="18"/>
+        </w:rPr>
+        <w:t>+ 0.20 * skill_match_score</w:t>
+      </w:r>
+    </w:p>
+    <w:p>
+      <w:pPr>
+        <w:spacing w:after="20"/>
+        <w:ind w:left="283"/>
+        <w:shd w:fill="F3F4F6"/>
+      </w:pPr>
+      <w:r>
+        <w:rPr>
+          <w:rFonts w:ascii="Consolas" w:hAnsi="Consolas"/>
+          <w:sz w:val="18"/>
+        </w:rPr>
+        <w:t>+ 0.15 * trust_history_score</w:t>
+      </w:r>
+    </w:p>
+    <w:p>
+      <w:pPr>
+        <w:spacing w:after="20"/>
+        <w:ind w:left="283"/>
+        <w:shd w:fill="F3F4F6"/>
+      </w:pPr>
+      <w:r>
+        <w:rPr>
+          <w:rFonts w:ascii="Consolas" w:hAnsi="Consolas"/>
+          <w:sz w:val="18"/>
+        </w:rPr>
+        <w:t>+ 0.10 * reputation_score</w:t>
+      </w:r>
+    </w:p>
+    <w:p>
+      <w:pPr>
+        <w:spacing w:after="20"/>
+        <w:ind w:left="283"/>
+        <w:shd w:fill="F3F4F6"/>
+      </w:pPr>
+      <w:r>
+        <w:rPr>
+          <w:rFonts w:ascii="Consolas" w:hAnsi="Consolas"/>
+          <w:sz w:val="18"/>
+        </w:rPr>
+        <w:t>- penalty_score</w:t>
+      </w:r>
+    </w:p>
+    <w:p/>
+    <w:p>
+      <w:r>
+        <w:rPr>
+          <w:rFonts w:ascii="Microsoft YaHei" w:hAnsi="Microsoft YaHei" w:eastAsia="Microsoft YaHei"/>
+          <w:sz w:val="21"/>
+        </w:rPr>
+        <w:t>验证点：</w:t>
+      </w:r>
+    </w:p>
+    <w:p/>
+    <w:p>
+      <w:pPr>
+        <w:pStyle w:val="ListBullet"/>
+      </w:pPr>
+      <w:r>
+        <w:rPr>
+          <w:rFonts w:ascii="Microsoft YaHei" w:hAnsi="Microsoft YaHei" w:eastAsia="Microsoft YaHei"/>
+          <w:sz w:val="21"/>
+        </w:rPr>
+        <w:t>50 人候选池计算时间不超过 500ms。</w:t>
+      </w:r>
+    </w:p>
+    <w:p>
+      <w:pPr>
+        <w:pStyle w:val="ListBullet"/>
+      </w:pPr>
+      <w:r>
+        <w:rPr>
+          <w:rFonts w:ascii="Microsoft YaHei" w:hAnsi="Microsoft YaHei" w:eastAsia="Microsoft YaHei"/>
+          <w:sz w:val="21"/>
+        </w:rPr>
+        <w:t>同一求助只能有 1 个志愿者接单成功。</w:t>
+      </w:r>
+    </w:p>
+    <w:p>
+      <w:pPr>
+        <w:pStyle w:val="ListBullet"/>
+      </w:pPr>
+      <w:r>
+        <w:rPr>
+          <w:rFonts w:ascii="Microsoft YaHei" w:hAnsi="Microsoft YaHei" w:eastAsia="Microsoft YaHei"/>
+          <w:sz w:val="21"/>
+        </w:rPr>
+        <w:t>连续拒接、超时或网络差的候选人被降权。</w:t>
+      </w:r>
+    </w:p>
+    <w:p>
+      <w:pPr>
+        <w:pStyle w:val="ListBullet"/>
+      </w:pPr>
+      <w:r>
+        <w:rPr>
+          <w:rFonts w:ascii="Microsoft YaHei" w:hAnsi="Microsoft YaHei" w:eastAsia="Microsoft YaHei"/>
+          <w:sz w:val="21"/>
+        </w:rPr>
+        <w:t>药品、医院导诊、听障转译等任务优先匹配对应技能标签。</w:t>
+      </w:r>
+    </w:p>
+    <w:p/>
+    <w:p>
+      <w:pPr>
+        <w:pStyle w:val="Heading2"/>
+      </w:pPr>
+      <w:r>
+        <w:t>7. 无障碍验证</w:t>
+      </w:r>
+    </w:p>
+    <w:p/>
+    <w:p>
+      <w:r>
+        <w:rPr>
+          <w:rFonts w:ascii="Microsoft YaHei" w:hAnsi="Microsoft YaHei" w:eastAsia="Microsoft YaHei"/>
+          <w:sz w:val="21"/>
+        </w:rPr>
+        <w:t>无障碍不是装饰项，而是主流程可用性的硬指标。</w:t>
+      </w:r>
+    </w:p>
+    <w:p/>
     <w:tbl>
       <w:tblPr>
         <w:tblStyle w:val="TableGrid"/>
@@ -2446,68 +3137,59 @@
         <w:tblLook w:firstColumn="1" w:firstRow="1" w:lastColumn="0" w:lastRow="0" w:noHBand="0" w:noVBand="1" w:val="04A0"/>
       </w:tblPr>
       <w:tblGrid>
-        <w:gridCol w:w="3249"/>
-        <w:gridCol w:w="3249"/>
-        <w:gridCol w:w="3249"/>
+        <w:gridCol w:w="3362"/>
+        <w:gridCol w:w="3362"/>
+        <w:gridCol w:w="3362"/>
       </w:tblGrid>
       <w:tr>
         <w:tc>
           <w:tcPr>
-            <w:tcW w:type="dxa" w:w="3249"/>
+            <w:tcW w:type="dxa" w:w="3362"/>
+            <w:shd w:fill="EADFFF"/>
           </w:tcPr>
           <w:p>
-            <w:r>
-              <w:rPr>
-                <w:b/>
-              </w:rPr>
-            </w:r>
+            <w:r/>
             <w:r>
               <w:rPr>
                 <w:rFonts w:ascii="Microsoft YaHei" w:hAnsi="Microsoft YaHei" w:eastAsia="Microsoft YaHei"/>
                 <w:b/>
-                <w:sz w:val="21"/>
+                <w:sz w:val="20"/>
               </w:rPr>
-              <w:t>方案</w:t>
+              <w:t>检查项</w:t>
             </w:r>
           </w:p>
         </w:tc>
         <w:tc>
           <w:tcPr>
-            <w:tcW w:type="dxa" w:w="3249"/>
+            <w:tcW w:type="dxa" w:w="3362"/>
+            <w:shd w:fill="EADFFF"/>
           </w:tcPr>
           <w:p>
-            <w:r>
-              <w:rPr>
-                <w:b/>
-              </w:rPr>
-            </w:r>
+            <w:r/>
             <w:r>
               <w:rPr>
                 <w:rFonts w:ascii="Microsoft YaHei" w:hAnsi="Microsoft YaHei" w:eastAsia="Microsoft YaHei"/>
                 <w:b/>
-                <w:sz w:val="21"/>
+                <w:sz w:val="20"/>
               </w:rPr>
-              <w:t>处理方式</w:t>
+              <w:t>标准</w:t>
             </w:r>
           </w:p>
         </w:tc>
         <w:tc>
           <w:tcPr>
-            <w:tcW w:type="dxa" w:w="3249"/>
+            <w:tcW w:type="dxa" w:w="3362"/>
+            <w:shd w:fill="EADFFF"/>
           </w:tcPr>
           <w:p>
-            <w:r>
-              <w:rPr>
-                <w:b/>
-              </w:rPr>
-            </w:r>
+            <w:r/>
             <w:r>
               <w:rPr>
                 <w:rFonts w:ascii="Microsoft YaHei" w:hAnsi="Microsoft YaHei" w:eastAsia="Microsoft YaHei"/>
                 <w:b/>
-                <w:sz w:val="21"/>
+                <w:sz w:val="20"/>
               </w:rPr>
-              <w:t>风险</w:t>
+              <w:t>方法</w:t>
             </w:r>
           </w:p>
         </w:tc>
@@ -2515,46 +3197,49 @@
       <w:tr>
         <w:tc>
           <w:tcPr>
-            <w:tcW w:type="dxa" w:w="3249"/>
+            <w:tcW w:type="dxa" w:w="3362"/>
           </w:tcPr>
           <w:p>
             <w:r/>
             <w:r>
               <w:rPr>
                 <w:rFonts w:ascii="Microsoft YaHei" w:hAnsi="Microsoft YaHei" w:eastAsia="Microsoft YaHei"/>
-                <w:sz w:val="21"/>
+                <w:b w:val="0"/>
+                <w:sz w:val="19"/>
               </w:rPr>
-              <w:t>普通聊天机器人</w:t>
+              <w:t>触控目标</w:t>
             </w:r>
           </w:p>
         </w:tc>
         <w:tc>
           <w:tcPr>
-            <w:tcW w:type="dxa" w:w="3249"/>
+            <w:tcW w:type="dxa" w:w="3362"/>
           </w:tcPr>
           <w:p>
             <w:r/>
             <w:r>
               <w:rPr>
                 <w:rFonts w:ascii="Microsoft YaHei" w:hAnsi="Microsoft YaHei" w:eastAsia="Microsoft YaHei"/>
-                <w:sz w:val="21"/>
+                <w:b w:val="0"/>
+                <w:sz w:val="19"/>
               </w:rPr>
-              <w:t>直接给文本答案</w:t>
+              <w:t>接近或达到 48x48dp</w:t>
             </w:r>
           </w:p>
         </w:tc>
         <w:tc>
           <w:tcPr>
-            <w:tcW w:type="dxa" w:w="3249"/>
+            <w:tcW w:type="dxa" w:w="3362"/>
           </w:tcPr>
           <w:p>
             <w:r/>
             <w:r>
               <w:rPr>
                 <w:rFonts w:ascii="Microsoft YaHei" w:hAnsi="Microsoft YaHei" w:eastAsia="Microsoft YaHei"/>
-                <w:sz w:val="21"/>
+                <w:b w:val="0"/>
+                <w:sz w:val="19"/>
               </w:rPr>
-              <w:t>低置信或高风险场景缺少兜底</w:t>
+              <w:t>真机点击 + UI 检查</w:t>
             </w:r>
           </w:p>
         </w:tc>
@@ -2562,46 +3247,52 @@
       <w:tr>
         <w:tc>
           <w:tcPr>
-            <w:tcW w:type="dxa" w:w="3249"/>
+            <w:tcW w:type="dxa" w:w="3362"/>
+            <w:shd w:fill="F8FFF2"/>
           </w:tcPr>
           <w:p>
             <w:r/>
             <w:r>
               <w:rPr>
                 <w:rFonts w:ascii="Microsoft YaHei" w:hAnsi="Microsoft YaHei" w:eastAsia="Microsoft YaHei"/>
-                <w:sz w:val="21"/>
+                <w:b w:val="0"/>
+                <w:sz w:val="19"/>
               </w:rPr>
-              <w:t>单点 OCR 工具</w:t>
+              <w:t>字体缩放</w:t>
             </w:r>
           </w:p>
         </w:tc>
         <w:tc>
           <w:tcPr>
-            <w:tcW w:type="dxa" w:w="3249"/>
+            <w:tcW w:type="dxa" w:w="3362"/>
+            <w:shd w:fill="F8FFF2"/>
           </w:tcPr>
           <w:p>
             <w:r/>
             <w:r>
               <w:rPr>
                 <w:rFonts w:ascii="Microsoft YaHei" w:hAnsi="Microsoft YaHei" w:eastAsia="Microsoft YaHei"/>
-                <w:sz w:val="21"/>
+                <w:b w:val="0"/>
+                <w:sz w:val="19"/>
               </w:rPr>
-              <w:t>只读文字</w:t>
+              <w:t>200% 不破版</w:t>
             </w:r>
           </w:p>
         </w:tc>
         <w:tc>
           <w:tcPr>
-            <w:tcW w:type="dxa" w:w="3249"/>
+            <w:tcW w:type="dxa" w:w="3362"/>
+            <w:shd w:fill="F8FFF2"/>
           </w:tcPr>
           <w:p>
             <w:r/>
             <w:r>
               <w:rPr>
                 <w:rFonts w:ascii="Microsoft YaHei" w:hAnsi="Microsoft YaHei" w:eastAsia="Microsoft YaHei"/>
-                <w:sz w:val="21"/>
+                <w:b w:val="0"/>
+                <w:sz w:val="19"/>
               </w:rPr>
-              <w:t>不能判断是否需要志愿者或 SOS</w:t>
+              <w:t>系统字体调大后跑主流程</w:t>
             </w:r>
           </w:p>
         </w:tc>
@@ -2609,46 +3300,49 @@
       <w:tr>
         <w:tc>
           <w:tcPr>
-            <w:tcW w:type="dxa" w:w="3249"/>
+            <w:tcW w:type="dxa" w:w="3362"/>
           </w:tcPr>
           <w:p>
             <w:r/>
             <w:r>
               <w:rPr>
                 <w:rFonts w:ascii="Microsoft YaHei" w:hAnsi="Microsoft YaHei" w:eastAsia="Microsoft YaHei"/>
-                <w:sz w:val="21"/>
+                <w:b w:val="0"/>
+                <w:sz w:val="19"/>
               </w:rPr>
-              <w:t>人工求助平台</w:t>
+              <w:t>读屏语义</w:t>
             </w:r>
           </w:p>
         </w:tc>
         <w:tc>
           <w:tcPr>
-            <w:tcW w:type="dxa" w:w="3249"/>
+            <w:tcW w:type="dxa" w:w="3362"/>
           </w:tcPr>
           <w:p>
             <w:r/>
             <w:r>
               <w:rPr>
                 <w:rFonts w:ascii="Microsoft YaHei" w:hAnsi="Microsoft YaHei" w:eastAsia="Microsoft YaHei"/>
-                <w:sz w:val="21"/>
+                <w:b w:val="0"/>
+                <w:sz w:val="19"/>
               </w:rPr>
-              <w:t>用户直接发请求</w:t>
+              <w:t>按钮、图片、状态卡有可理解标签</w:t>
             </w:r>
           </w:p>
         </w:tc>
         <w:tc>
           <w:tcPr>
-            <w:tcW w:type="dxa" w:w="3249"/>
+            <w:tcW w:type="dxa" w:w="3362"/>
           </w:tcPr>
           <w:p>
             <w:r/>
             <w:r>
               <w:rPr>
                 <w:rFonts w:ascii="Microsoft YaHei" w:hAnsi="Microsoft YaHei" w:eastAsia="Microsoft YaHei"/>
-                <w:sz w:val="21"/>
+                <w:b w:val="0"/>
+                <w:sz w:val="19"/>
               </w:rPr>
-              <w:t>需求不标准、响应慢、志愿者负担高</w:t>
+              <w:t>TalkBack/读屏抽检</w:t>
             </w:r>
           </w:p>
         </w:tc>
@@ -2656,64 +3350,171 @@
       <w:tr>
         <w:tc>
           <w:tcPr>
-            <w:tcW w:type="dxa" w:w="3249"/>
+            <w:tcW w:type="dxa" w:w="3362"/>
+            <w:shd w:fill="F8FFF2"/>
           </w:tcPr>
           <w:p>
             <w:r/>
             <w:r>
               <w:rPr>
                 <w:rFonts w:ascii="Microsoft YaHei" w:hAnsi="Microsoft YaHei" w:eastAsia="Microsoft YaHei"/>
-                <w:sz w:val="21"/>
+                <w:b w:val="0"/>
+                <w:sz w:val="19"/>
               </w:rPr>
-              <w:t>LinkAble</w:t>
+              <w:t>焦点顺序</w:t>
             </w:r>
           </w:p>
         </w:tc>
         <w:tc>
           <w:tcPr>
-            <w:tcW w:type="dxa" w:w="3249"/>
+            <w:tcW w:type="dxa" w:w="3362"/>
+            <w:shd w:fill="F8FFF2"/>
           </w:tcPr>
           <w:p>
             <w:r/>
             <w:r>
               <w:rPr>
                 <w:rFonts w:ascii="Microsoft YaHei" w:hAnsi="Microsoft YaHei" w:eastAsia="Microsoft YaHei"/>
-                <w:sz w:val="21"/>
+                <w:b w:val="0"/>
+                <w:sz w:val="19"/>
               </w:rPr>
-              <w:t>AI 先结构化需求，再分流到答案/志愿者/SOS</w:t>
+              <w:t>与任务顺序一致</w:t>
             </w:r>
           </w:p>
         </w:tc>
         <w:tc>
           <w:tcPr>
-            <w:tcW w:type="dxa" w:w="3249"/>
+            <w:tcW w:type="dxa" w:w="3362"/>
+            <w:shd w:fill="F8FFF2"/>
           </w:tcPr>
           <w:p>
             <w:r/>
             <w:r>
               <w:rPr>
                 <w:rFonts w:ascii="Microsoft YaHei" w:hAnsi="Microsoft YaHei" w:eastAsia="Microsoft YaHei"/>
-                <w:sz w:val="21"/>
+                <w:b w:val="0"/>
+                <w:sz w:val="19"/>
               </w:rPr>
-              <w:t>需要持续优化意图识别和匹配策略</w:t>
+              <w:t>键盘/读屏遍历</w:t>
+            </w:r>
+          </w:p>
+        </w:tc>
+      </w:tr>
+      <w:tr>
+        <w:tc>
+          <w:tcPr>
+            <w:tcW w:type="dxa" w:w="3362"/>
+          </w:tcPr>
+          <w:p>
+            <w:r/>
+            <w:r>
+              <w:rPr>
+                <w:rFonts w:ascii="Microsoft YaHei" w:hAnsi="Microsoft YaHei" w:eastAsia="Microsoft YaHei"/>
+                <w:b w:val="0"/>
+                <w:sz w:val="19"/>
+              </w:rPr>
+              <w:t>错误提示</w:t>
+            </w:r>
+          </w:p>
+        </w:tc>
+        <w:tc>
+          <w:tcPr>
+            <w:tcW w:type="dxa" w:w="3362"/>
+          </w:tcPr>
+          <w:p>
+            <w:r/>
+            <w:r>
+              <w:rPr>
+                <w:rFonts w:ascii="Microsoft YaHei" w:hAnsi="Microsoft YaHei" w:eastAsia="Microsoft YaHei"/>
+                <w:b w:val="0"/>
+                <w:sz w:val="19"/>
+              </w:rPr>
+              <w:t>颜色 + 图标 + 文字</w:t>
+            </w:r>
+          </w:p>
+        </w:tc>
+        <w:tc>
+          <w:tcPr>
+            <w:tcW w:type="dxa" w:w="3362"/>
+          </w:tcPr>
+          <w:p>
+            <w:r/>
+            <w:r>
+              <w:rPr>
+                <w:rFonts w:ascii="Microsoft YaHei" w:hAnsi="Microsoft YaHei" w:eastAsia="Microsoft YaHei"/>
+                <w:b w:val="0"/>
+                <w:sz w:val="19"/>
+              </w:rPr>
+              <w:t>异常态手动验证</w:t>
+            </w:r>
+          </w:p>
+        </w:tc>
+      </w:tr>
+      <w:tr>
+        <w:tc>
+          <w:tcPr>
+            <w:tcW w:type="dxa" w:w="3362"/>
+            <w:shd w:fill="F8FFF2"/>
+          </w:tcPr>
+          <w:p>
+            <w:r/>
+            <w:r>
+              <w:rPr>
+                <w:rFonts w:ascii="Microsoft YaHei" w:hAnsi="Microsoft YaHei" w:eastAsia="Microsoft YaHei"/>
+                <w:b w:val="0"/>
+                <w:sz w:val="19"/>
+              </w:rPr>
+              <w:t>SOS</w:t>
+            </w:r>
+          </w:p>
+        </w:tc>
+        <w:tc>
+          <w:tcPr>
+            <w:tcW w:type="dxa" w:w="3362"/>
+            <w:shd w:fill="F8FFF2"/>
+          </w:tcPr>
+          <w:p>
+            <w:r/>
+            <w:r>
+              <w:rPr>
+                <w:rFonts w:ascii="Microsoft YaHei" w:hAnsi="Microsoft YaHei" w:eastAsia="Microsoft YaHei"/>
+                <w:b w:val="0"/>
+                <w:sz w:val="19"/>
+              </w:rPr>
+              <w:t>有撤销窗口，不强迫倒计时选择</w:t>
+            </w:r>
+          </w:p>
+        </w:tc>
+        <w:tc>
+          <w:tcPr>
+            <w:tcW w:type="dxa" w:w="3362"/>
+            <w:shd w:fill="F8FFF2"/>
+          </w:tcPr>
+          <w:p>
+            <w:r/>
+            <w:r>
+              <w:rPr>
+                <w:rFonts w:ascii="Microsoft YaHei" w:hAnsi="Microsoft YaHei" w:eastAsia="Microsoft YaHei"/>
+                <w:b w:val="0"/>
+                <w:sz w:val="19"/>
+              </w:rPr>
+              <w:t>SOS 演示验证</w:t>
             </w:r>
           </w:p>
         </w:tc>
       </w:tr>
     </w:tbl>
     <w:p/>
+    <w:p/>
     <w:p>
       <w:pPr>
         <w:pStyle w:val="Heading2"/>
       </w:pPr>
       <w:r>
-        <w:rPr>
-          <w:rFonts w:ascii="Microsoft YaHei" w:hAnsi="Microsoft YaHei" w:eastAsia="Microsoft YaHei"/>
-          <w:sz w:val="28"/>
-        </w:rPr>
-        <w:t>6. 风险与降级</w:t>
+        <w:t>8. 风险与降级策略</w:t>
       </w:r>
     </w:p>
+    <w:p/>
     <w:tbl>
       <w:tblPr>
         <w:tblStyle w:val="TableGrid"/>
@@ -2721,25 +3522,22 @@
         <w:tblLook w:firstColumn="1" w:firstRow="1" w:lastColumn="0" w:lastRow="0" w:noHBand="0" w:noVBand="1" w:val="04A0"/>
       </w:tblPr>
       <w:tblGrid>
-        <w:gridCol w:w="4873"/>
-        <w:gridCol w:w="4873"/>
+        <w:gridCol w:w="5043"/>
+        <w:gridCol w:w="5043"/>
       </w:tblGrid>
       <w:tr>
         <w:tc>
           <w:tcPr>
-            <w:tcW w:type="dxa" w:w="4873"/>
+            <w:tcW w:type="dxa" w:w="5043"/>
+            <w:shd w:fill="EADFFF"/>
           </w:tcPr>
           <w:p>
-            <w:r>
-              <w:rPr>
-                <w:b/>
-              </w:rPr>
-            </w:r>
+            <w:r/>
             <w:r>
               <w:rPr>
                 <w:rFonts w:ascii="Microsoft YaHei" w:hAnsi="Microsoft YaHei" w:eastAsia="Microsoft YaHei"/>
                 <w:b/>
-                <w:sz w:val="21"/>
+                <w:sz w:val="20"/>
               </w:rPr>
               <w:t>风险</w:t>
             </w:r>
@@ -2747,19 +3545,16 @@
         </w:tc>
         <w:tc>
           <w:tcPr>
-            <w:tcW w:type="dxa" w:w="4873"/>
+            <w:tcW w:type="dxa" w:w="5043"/>
+            <w:shd w:fill="EADFFF"/>
           </w:tcPr>
           <w:p>
-            <w:r>
-              <w:rPr>
-                <w:b/>
-              </w:rPr>
-            </w:r>
+            <w:r/>
             <w:r>
               <w:rPr>
                 <w:rFonts w:ascii="Microsoft YaHei" w:hAnsi="Microsoft YaHei" w:eastAsia="Microsoft YaHei"/>
                 <w:b/>
-                <w:sz w:val="21"/>
+                <w:sz w:val="20"/>
               </w:rPr>
               <w:t>降级策略</w:t>
             </w:r>
@@ -2769,14 +3564,15 @@
       <w:tr>
         <w:tc>
           <w:tcPr>
-            <w:tcW w:type="dxa" w:w="4873"/>
+            <w:tcW w:type="dxa" w:w="5043"/>
           </w:tcPr>
           <w:p>
             <w:r/>
             <w:r>
               <w:rPr>
                 <w:rFonts w:ascii="Microsoft YaHei" w:hAnsi="Microsoft YaHei" w:eastAsia="Microsoft YaHei"/>
-                <w:sz w:val="21"/>
+                <w:b w:val="0"/>
+                <w:sz w:val="19"/>
               </w:rPr>
               <w:t>外部 AI API 不可用</w:t>
             </w:r>
@@ -2784,16 +3580,17 @@
         </w:tc>
         <w:tc>
           <w:tcPr>
-            <w:tcW w:type="dxa" w:w="4873"/>
+            <w:tcW w:type="dxa" w:w="5043"/>
           </w:tcPr>
           <w:p>
             <w:r/>
             <w:r>
               <w:rPr>
                 <w:rFonts w:ascii="Microsoft YaHei" w:hAnsi="Microsoft YaHei" w:eastAsia="Microsoft YaHei"/>
-                <w:sz w:val="21"/>
+                <w:b w:val="0"/>
+                <w:sz w:val="19"/>
               </w:rPr>
-              <w:t>默认 DemoMode / 本地确定性响应</w:t>
+              <w:t>使用 DemoMode 本地确定性响应</w:t>
             </w:r>
           </w:p>
         </w:tc>
@@ -2801,31 +3598,35 @@
       <w:tr>
         <w:tc>
           <w:tcPr>
-            <w:tcW w:type="dxa" w:w="4873"/>
+            <w:tcW w:type="dxa" w:w="5043"/>
+            <w:shd w:fill="F8FFF2"/>
           </w:tcPr>
           <w:p>
             <w:r/>
             <w:r>
               <w:rPr>
                 <w:rFonts w:ascii="Microsoft YaHei" w:hAnsi="Microsoft YaHei" w:eastAsia="Microsoft YaHei"/>
-                <w:sz w:val="21"/>
+                <w:b w:val="0"/>
+                <w:sz w:val="19"/>
               </w:rPr>
-              <w:t>OCR/视觉识别不确定</w:t>
+              <w:t>OCR/视觉结果不确定</w:t>
             </w:r>
           </w:p>
         </w:tc>
         <w:tc>
           <w:tcPr>
-            <w:tcW w:type="dxa" w:w="4873"/>
+            <w:tcW w:type="dxa" w:w="5043"/>
+            <w:shd w:fill="F8FFF2"/>
           </w:tcPr>
           <w:p>
             <w:r/>
             <w:r>
               <w:rPr>
                 <w:rFonts w:ascii="Microsoft YaHei" w:hAnsi="Microsoft YaHei" w:eastAsia="Microsoft YaHei"/>
-                <w:sz w:val="21"/>
+                <w:b w:val="0"/>
+                <w:sz w:val="19"/>
               </w:rPr>
-              <w:t>提示不确定并转人工确认</w:t>
+              <w:t>明确提示不确定，并提供转人工确认</w:t>
             </w:r>
           </w:p>
         </w:tc>
@@ -2833,29 +3634,31 @@
       <w:tr>
         <w:tc>
           <w:tcPr>
-            <w:tcW w:type="dxa" w:w="4873"/>
+            <w:tcW w:type="dxa" w:w="5043"/>
           </w:tcPr>
           <w:p>
             <w:r/>
             <w:r>
               <w:rPr>
                 <w:rFonts w:ascii="Microsoft YaHei" w:hAnsi="Microsoft YaHei" w:eastAsia="Microsoft YaHei"/>
-                <w:sz w:val="21"/>
+                <w:b w:val="0"/>
+                <w:sz w:val="19"/>
               </w:rPr>
-              <w:t>医疗、药品、导航高风险</w:t>
+              <w:t>药品、医疗、导航高风险</w:t>
             </w:r>
           </w:p>
         </w:tc>
         <w:tc>
           <w:tcPr>
-            <w:tcW w:type="dxa" w:w="4873"/>
+            <w:tcW w:type="dxa" w:w="5043"/>
           </w:tcPr>
           <w:p>
             <w:r/>
             <w:r>
               <w:rPr>
                 <w:rFonts w:ascii="Microsoft YaHei" w:hAnsi="Microsoft YaHei" w:eastAsia="Microsoft YaHei"/>
-                <w:sz w:val="21"/>
+                <w:b w:val="0"/>
+                <w:sz w:val="19"/>
               </w:rPr>
               <w:t>不做最终判断，建议真人或专业人员确认</w:t>
             </w:r>
@@ -2865,14 +3668,16 @@
       <w:tr>
         <w:tc>
           <w:tcPr>
-            <w:tcW w:type="dxa" w:w="4873"/>
+            <w:tcW w:type="dxa" w:w="5043"/>
+            <w:shd w:fill="F8FFF2"/>
           </w:tcPr>
           <w:p>
             <w:r/>
             <w:r>
               <w:rPr>
                 <w:rFonts w:ascii="Microsoft YaHei" w:hAnsi="Microsoft YaHei" w:eastAsia="Microsoft YaHei"/>
-                <w:sz w:val="21"/>
+                <w:b w:val="0"/>
+                <w:sz w:val="19"/>
               </w:rPr>
               <w:t>志愿者无人接单</w:t>
             </w:r>
@@ -2880,14 +3685,16 @@
         </w:tc>
         <w:tc>
           <w:tcPr>
-            <w:tcW w:type="dxa" w:w="4873"/>
+            <w:tcW w:type="dxa" w:w="5043"/>
+            <w:shd w:fill="F8FFF2"/>
           </w:tcPr>
           <w:p>
             <w:r/>
             <w:r>
               <w:rPr>
                 <w:rFonts w:ascii="Microsoft YaHei" w:hAnsi="Microsoft YaHei" w:eastAsia="Microsoft YaHei"/>
-                <w:sz w:val="21"/>
+                <w:b w:val="0"/>
+                <w:sz w:val="19"/>
               </w:rPr>
               <w:t>进入 expired，提示留言或稍后再试</w:t>
             </w:r>
@@ -2897,14 +3704,15 @@
       <w:tr>
         <w:tc>
           <w:tcPr>
-            <w:tcW w:type="dxa" w:w="4873"/>
+            <w:tcW w:type="dxa" w:w="5043"/>
           </w:tcPr>
           <w:p>
             <w:r/>
             <w:r>
               <w:rPr>
                 <w:rFonts w:ascii="Microsoft YaHei" w:hAnsi="Microsoft YaHei" w:eastAsia="Microsoft YaHei"/>
-                <w:sz w:val="21"/>
+                <w:b w:val="0"/>
+                <w:sz w:val="19"/>
               </w:rPr>
               <w:t>SOS 误触</w:t>
             </w:r>
@@ -2912,16 +3720,17 @@
         </w:tc>
         <w:tc>
           <w:tcPr>
-            <w:tcW w:type="dxa" w:w="4873"/>
+            <w:tcW w:type="dxa" w:w="5043"/>
           </w:tcPr>
           <w:p>
             <w:r/>
             <w:r>
               <w:rPr>
                 <w:rFonts w:ascii="Microsoft YaHei" w:hAnsi="Microsoft YaHei" w:eastAsia="Microsoft YaHei"/>
-                <w:sz w:val="21"/>
+                <w:b w:val="0"/>
+                <w:sz w:val="19"/>
               </w:rPr>
-              <w:t>10 秒撤销窗口</w:t>
+              <w:t>提供 10 秒撤销窗口</w:t>
             </w:r>
           </w:p>
         </w:tc>
@@ -2929,14 +3738,16 @@
       <w:tr>
         <w:tc>
           <w:tcPr>
-            <w:tcW w:type="dxa" w:w="4873"/>
+            <w:tcW w:type="dxa" w:w="5043"/>
+            <w:shd w:fill="F8FFF2"/>
           </w:tcPr>
           <w:p>
             <w:r/>
             <w:r>
               <w:rPr>
                 <w:rFonts w:ascii="Microsoft YaHei" w:hAnsi="Microsoft YaHei" w:eastAsia="Microsoft YaHei"/>
-                <w:sz w:val="21"/>
+                <w:b w:val="0"/>
+                <w:sz w:val="19"/>
               </w:rPr>
               <w:t>真实 WebRTC 不稳定</w:t>
             </w:r>
@@ -2944,128 +3755,167 @@
         </w:tc>
         <w:tc>
           <w:tcPr>
-            <w:tcW w:type="dxa" w:w="4873"/>
+            <w:tcW w:type="dxa" w:w="5043"/>
+            <w:shd w:fill="F8FFF2"/>
           </w:tcPr>
           <w:p>
             <w:r/>
             <w:r>
               <w:rPr>
                 <w:rFonts w:ascii="Microsoft YaHei" w:hAnsi="Microsoft YaHei" w:eastAsia="Microsoft YaHei"/>
-                <w:sz w:val="21"/>
+                <w:b w:val="0"/>
+                <w:sz w:val="19"/>
               </w:rPr>
-              <w:t>Demo Call 保证比赛闭环</w:t>
+              <w:t>使用 Demo Call 保证比赛闭环</w:t>
+            </w:r>
+          </w:p>
+        </w:tc>
+      </w:tr>
+      <w:tr>
+        <w:tc>
+          <w:tcPr>
+            <w:tcW w:type="dxa" w:w="5043"/>
+          </w:tcPr>
+          <w:p>
+            <w:r/>
+            <w:r>
+              <w:rPr>
+                <w:rFonts w:ascii="Microsoft YaHei" w:hAnsi="Microsoft YaHei" w:eastAsia="Microsoft YaHei"/>
+                <w:b w:val="0"/>
+                <w:sz w:val="19"/>
+              </w:rPr>
+              <w:t>字体变大导致 UI 挤压</w:t>
+            </w:r>
+          </w:p>
+        </w:tc>
+        <w:tc>
+          <w:tcPr>
+            <w:tcW w:type="dxa" w:w="5043"/>
+          </w:tcPr>
+          <w:p>
+            <w:r/>
+            <w:r>
+              <w:rPr>
+                <w:rFonts w:ascii="Microsoft YaHei" w:hAnsi="Microsoft YaHei" w:eastAsia="Microsoft YaHei"/>
+                <w:b w:val="0"/>
+                <w:sz w:val="19"/>
+              </w:rPr>
+              <w:t>优先重排布局，减少同屏信息密度</w:t>
             </w:r>
           </w:p>
         </w:tc>
       </w:tr>
     </w:tbl>
     <w:p/>
+    <w:p/>
     <w:p>
       <w:pPr>
         <w:pStyle w:val="Heading2"/>
       </w:pPr>
       <w:r>
+        <w:t>9. 初赛前建议补齐的证据</w:t>
+      </w:r>
+    </w:p>
+    <w:p/>
+    <w:p>
+      <w:pPr>
+        <w:pStyle w:val="ListBullet"/>
+      </w:pPr>
+      <w:r>
         <w:rPr>
           <w:rFonts w:ascii="Microsoft YaHei" w:hAnsi="Microsoft YaHei" w:eastAsia="Microsoft YaHei"/>
-          <w:sz w:val="28"/>
+          <w:sz w:val="21"/>
         </w:rPr>
-        <w:t>7. 提交前必须补齐的实测证据</w:t>
+        <w:t>`flutter analyze` 结果截图或日志。</w:t>
       </w:r>
     </w:p>
     <w:p>
       <w:pPr>
         <w:pStyle w:val="ListBullet"/>
-        <w:spacing w:line="300" w:lineRule="auto" w:after="120"/>
       </w:pPr>
       <w:r>
         <w:rPr>
           <w:rFonts w:ascii="Microsoft YaHei" w:hAnsi="Microsoft YaHei" w:eastAsia="Microsoft YaHei"/>
-          <w:sz w:val="22"/>
+          <w:sz w:val="21"/>
         </w:rPr>
-        <w:t>flutter analyze 结果截图或日志。</w:t>
+        <w:t>`flutter test` 结果截图或日志。</w:t>
       </w:r>
     </w:p>
     <w:p>
       <w:pPr>
         <w:pStyle w:val="ListBullet"/>
-        <w:spacing w:line="300" w:lineRule="auto" w:after="120"/>
       </w:pPr>
       <w:r>
         <w:rPr>
           <w:rFonts w:ascii="Microsoft YaHei" w:hAnsi="Microsoft YaHei" w:eastAsia="Microsoft YaHei"/>
-          <w:sz w:val="22"/>
+          <w:sz w:val="21"/>
         </w:rPr>
-        <w:t>flutter test 结果截图或日志。</w:t>
+        <w:t>release APK 构建成功截图和文件 hash。</w:t>
       </w:r>
     </w:p>
     <w:p>
       <w:pPr>
         <w:pStyle w:val="ListBullet"/>
-        <w:spacing w:line="300" w:lineRule="auto" w:after="120"/>
       </w:pPr>
       <w:r>
         <w:rPr>
           <w:rFonts w:ascii="Microsoft YaHei" w:hAnsi="Microsoft YaHei" w:eastAsia="Microsoft YaHei"/>
-          <w:sz w:val="22"/>
+          <w:sz w:val="21"/>
         </w:rPr>
-        <w:t>APK 构建成功截图或 hash。</w:t>
+        <w:t>90 条意图样本评测表。</w:t>
       </w:r>
     </w:p>
     <w:p>
       <w:pPr>
         <w:pStyle w:val="ListBullet"/>
-        <w:spacing w:line="300" w:lineRule="auto" w:after="120"/>
       </w:pPr>
       <w:r>
         <w:rPr>
           <w:rFonts w:ascii="Microsoft YaHei" w:hAnsi="Microsoft YaHei" w:eastAsia="Microsoft YaHei"/>
-          <w:sz w:val="22"/>
+          <w:sz w:val="21"/>
         </w:rPr>
-        <w:t>9 类意图评测表。</w:t>
+        <w:t>紧急词召回/误报统计表。</w:t>
       </w:r>
     </w:p>
     <w:p>
       <w:pPr>
         <w:pStyle w:val="ListBullet"/>
-        <w:spacing w:line="300" w:lineRule="auto" w:after="120"/>
       </w:pPr>
       <w:r>
         <w:rPr>
           <w:rFonts w:ascii="Microsoft YaHei" w:hAnsi="Microsoft YaHei" w:eastAsia="Microsoft YaHei"/>
-          <w:sz w:val="22"/>
+          <w:sz w:val="21"/>
         </w:rPr>
-        <w:t>紧急词召回/误报统计。</w:t>
+        <w:t>3 分钟主流程录屏。</w:t>
       </w:r>
     </w:p>
     <w:p>
       <w:pPr>
         <w:pStyle w:val="ListBullet"/>
-        <w:spacing w:line="300" w:lineRule="auto" w:after="120"/>
       </w:pPr>
       <w:r>
         <w:rPr>
           <w:rFonts w:ascii="Microsoft YaHei" w:hAnsi="Microsoft YaHei" w:eastAsia="Microsoft YaHei"/>
-          <w:sz w:val="22"/>
+          <w:sz w:val="21"/>
         </w:rPr>
-        <w:t>3 分钟主流程视频或录屏。</w:t>
+        <w:t>200% 字体和读屏抽检截图。</w:t>
       </w:r>
     </w:p>
     <w:p>
       <w:pPr>
         <w:pStyle w:val="ListBullet"/>
-        <w:spacing w:line="300" w:lineRule="auto" w:after="120"/>
       </w:pPr>
       <w:r>
         <w:rPr>
           <w:rFonts w:ascii="Microsoft YaHei" w:hAnsi="Microsoft YaHei" w:eastAsia="Microsoft YaHei"/>
-          <w:sz w:val="22"/>
+          <w:sz w:val="21"/>
         </w:rPr>
-        <w:t>200% 字体和读屏抽检记录。</w:t>
+        <w:t>关键页面截图：首页、AI、匹配、通话、SOS、偏好。</w:t>
       </w:r>
     </w:p>
     <w:sectPr>
       <w:pgSz w:w="12240" w:h="15840"/>
-      <w:pgMar w:top="1247" w:right="1247" w:bottom="1247" w:left="1247" w:header="720" w:footer="720" w:gutter="0"/>
+      <w:pgMar w:top="1020" w:right="1077" w:bottom="1020" w:left="1077" w:header="720" w:footer="720" w:gutter="0"/>
       <w:cols w:space="720"/>
       <w:docGrid w:linePitch="360"/>
     </w:sectPr>
@@ -3436,12 +4286,9 @@
     <w:name w:val="Normal"/>
     <w:qFormat/>
     <w:rsid w:val="00FC693F"/>
-    <w:pPr>
-      <w:spacing w:line="300" w:lineRule="auto" w:after="120"/>
-    </w:pPr>
     <w:rPr>
       <w:rFonts w:ascii="Microsoft YaHei" w:hAnsi="Microsoft YaHei" w:eastAsia="Microsoft YaHei"/>
-      <w:sz w:val="22"/>
+      <w:sz w:val="21"/>
     </w:rPr>
   </w:style>
   <w:style w:type="paragraph" w:styleId="Header">
@@ -3506,8 +4353,8 @@
       <w:rFonts w:asciiTheme="majorHAnsi" w:eastAsiaTheme="majorEastAsia" w:hAnsiTheme="majorHAnsi" w:cstheme="majorBidi" w:ascii="Microsoft YaHei" w:hAnsi="Microsoft YaHei" w:eastAsia="Microsoft YaHei"/>
       <w:b/>
       <w:bCs/>
-      <w:color w:val="365F91" w:themeColor="accent1" w:themeShade="BF"/>
-      <w:sz w:val="28"/>
+      <w:color w:val="481F93"/>
+      <w:sz w:val="36"/>
       <w:szCs w:val="28"/>
     </w:rPr>
   </w:style>
@@ -3530,8 +4377,8 @@
       <w:rFonts w:asciiTheme="majorHAnsi" w:eastAsiaTheme="majorEastAsia" w:hAnsiTheme="majorHAnsi" w:cstheme="majorBidi" w:ascii="Microsoft YaHei" w:hAnsi="Microsoft YaHei" w:eastAsia="Microsoft YaHei"/>
       <w:b/>
       <w:bCs/>
-      <w:color w:val="4F81BD" w:themeColor="accent1"/>
-      <w:sz w:val="26"/>
+      <w:color w:val="481F93"/>
+      <w:sz w:val="30"/>
       <w:szCs w:val="26"/>
     </w:rPr>
   </w:style>
@@ -3554,7 +4401,8 @@
       <w:rFonts w:asciiTheme="majorHAnsi" w:eastAsiaTheme="majorEastAsia" w:hAnsiTheme="majorHAnsi" w:cstheme="majorBidi" w:ascii="Microsoft YaHei" w:hAnsi="Microsoft YaHei" w:eastAsia="Microsoft YaHei"/>
       <w:b/>
       <w:bCs/>
-      <w:color w:val="4F81BD" w:themeColor="accent1"/>
+      <w:color w:val="142224"/>
+      <w:sz w:val="25"/>
     </w:rPr>
   </w:style>
   <w:style w:type="paragraph" w:styleId="Heading4">
@@ -3574,7 +4422,7 @@
       <w:outlineLvl w:val="3"/>
     </w:pPr>
     <w:rPr>
-      <w:rFonts w:asciiTheme="majorHAnsi" w:eastAsiaTheme="majorEastAsia" w:hAnsiTheme="majorHAnsi" w:cstheme="majorBidi" w:ascii="Microsoft YaHei" w:hAnsi="Microsoft YaHei" w:eastAsia="Microsoft YaHei"/>
+      <w:rFonts w:asciiTheme="majorHAnsi" w:eastAsiaTheme="majorEastAsia" w:hAnsiTheme="majorHAnsi" w:cstheme="majorBidi"/>
       <w:b/>
       <w:bCs/>
       <w:i/>
